--- a/templates/本人谈话笔录（因工外出案件）.docx
+++ b/templates/本人谈话笔录（因工外出案件）.docx
@@ -20,36 +20,27 @@
           <w:sz w:val="44"/>
           <w:szCs w:val="44"/>
         </w:rPr>
-        <w:t xml:space="preserve"> </w:t>
-      </w:r>
-      <w:r>
-        <w:rPr>
-          <w:rFonts w:hAnsi="宋体" w:cs="宋体" w:hint="eastAsia"/>
+        <w:t xml:space="preserve"> 永嘉县人力资源和社会保障局</w:t>
+      </w:r>
+    </w:p>
+    <w:p>
+      <w:pPr>
+        <w:pStyle w:val="a3"/>
+        <w:jc w:val="center"/>
+        <w:rPr>
+          <w:rFonts w:hAnsi="宋体" w:cs="宋体"/>
           <w:b/>
           <w:sz w:val="44"/>
           <w:szCs w:val="44"/>
         </w:rPr>
-        <w:t>永嘉县人力资源和社会保障局</w:t>
-      </w:r>
-    </w:p>
-    <w:p>
-      <w:pPr>
-        <w:pStyle w:val="a3"/>
-        <w:jc w:val="center"/>
-        <w:rPr>
-          <w:rFonts w:hAnsi="宋体" w:cs="宋体"/>
+      </w:pPr>
+      <w:r>
+        <w:rPr>
+          <w:rFonts w:hAnsi="宋体" w:cs="宋体" w:hint="eastAsia"/>
           <w:b/>
           <w:sz w:val="44"/>
           <w:szCs w:val="44"/>
         </w:rPr>
-      </w:pPr>
-      <w:r>
-        <w:rPr>
-          <w:rFonts w:hAnsi="宋体" w:cs="宋体" w:hint="eastAsia"/>
-          <w:b/>
-          <w:sz w:val="44"/>
-          <w:szCs w:val="44"/>
-        </w:rPr>
         <w:t>调查笔录</w:t>
       </w:r>
     </w:p>
@@ -291,7 +282,25 @@
           <w:szCs w:val="30"/>
           <w:u w:val="single"/>
         </w:rPr>
-        <w:t xml:space="preserve"> {本人身份证号}</w:t>
+        <w:t xml:space="preserve"> {</w:t>
+      </w:r>
+      <w:r>
+        <w:rPr>
+          <w:rFonts w:hAnsi="宋体" w:cs="宋体" w:hint="eastAsia"/>
+          <w:sz w:val="30"/>
+          <w:szCs w:val="30"/>
+          <w:u w:val="single"/>
+        </w:rPr>
+        <w:t>本人身份证</w:t>
+      </w:r>
+      <w:r>
+        <w:rPr>
+          <w:rFonts w:hAnsi="宋体" w:cs="宋体" w:hint="eastAsia"/>
+          <w:sz w:val="30"/>
+          <w:szCs w:val="30"/>
+          <w:u w:val="single"/>
+        </w:rPr>
+        <w:t>}</w:t>
       </w:r>
       <w:r>
         <w:rPr>
@@ -541,66 +550,16 @@
           <w:sz w:val="30"/>
           <w:szCs w:val="30"/>
         </w:rPr>
-        <w:t>问：你好，我们是永嘉县人力资源和社会保障局工伤认定调查人员</w:t>
-      </w:r>
-      <w:r>
-        <w:rPr>
-          <w:rFonts w:hAnsi="宋体" w:cs="宋体" w:hint="eastAsia"/>
-          <w:sz w:val="30"/>
-          <w:szCs w:val="30"/>
-        </w:rPr>
-        <w:t>(</w:t>
-      </w:r>
-      <w:r>
-        <w:rPr>
-          <w:rFonts w:hAnsi="宋体" w:cs="宋体" w:hint="eastAsia"/>
-          <w:sz w:val="30"/>
-          <w:szCs w:val="30"/>
-        </w:rPr>
-        <w:t>出示证件</w:t>
-      </w:r>
-      <w:r>
-        <w:rPr>
-          <w:rFonts w:hAnsi="宋体" w:cs="宋体" w:hint="eastAsia"/>
-          <w:sz w:val="30"/>
-          <w:szCs w:val="30"/>
-        </w:rPr>
-        <w:t>)</w:t>
-      </w:r>
-      <w:r>
-        <w:rPr>
-          <w:rFonts w:hAnsi="宋体" w:cs="宋体" w:hint="eastAsia"/>
-          <w:sz w:val="30"/>
-          <w:szCs w:val="30"/>
-        </w:rPr>
-        <w:t>，现向你调查有关</w:t>
-      </w:r>
-      <w:r>
-        <w:rPr>
-          <w:rFonts w:hAnsi="宋体" w:cs="宋体" w:hint="eastAsia"/>
-          <w:sz w:val="30"/>
-          <w:szCs w:val="30"/>
-          <w:u w:val="single"/>
-        </w:rPr>
-        <w:t xml:space="preserve">  </w:t>
-      </w:r>
-      <w:r>
-        <w:rPr>
-          <w:rFonts w:hAnsi="宋体" w:cs="宋体" w:hint="eastAsia"/>
-          <w:sz w:val="30"/>
-          <w:szCs w:val="30"/>
-          <w:u w:val="single"/>
-        </w:rPr>
-        <w:t>你本人</w:t>
-      </w:r>
-      <w:r>
-        <w:rPr>
-          <w:rFonts w:hAnsi="宋体" w:cs="宋体" w:hint="eastAsia"/>
-          <w:sz w:val="30"/>
-          <w:szCs w:val="30"/>
-          <w:u w:val="single"/>
-        </w:rPr>
-        <w:t xml:space="preserve">  </w:t>
+        <w:t>问：你好，我们是永嘉县人力资源和社会保障局工伤认定调查人员(出示证件)，现向你调查有关</w:t>
+      </w:r>
+      <w:r>
+        <w:rPr>
+          <w:rFonts w:hAnsi="宋体" w:cs="宋体" w:hint="eastAsia"/>
+          <w:sz w:val="30"/>
+          <w:szCs w:val="30"/>
+          <w:u w:val="single"/>
+        </w:rPr>
+        <w:t xml:space="preserve">  你本人  </w:t>
       </w:r>
       <w:r>
         <w:rPr>
@@ -626,25 +585,18 @@
           <w:sz w:val="30"/>
           <w:szCs w:val="30"/>
         </w:rPr>
-        <w:t>你有权就被询问事项自行提供书面材料，有权拒绝回答与案件无关的问题，有权核对询问笔录，对笔录中有误或者遗漏之处提出更正或者补充意见。如果你认</w:t>
-      </w:r>
-      <w:r>
-        <w:rPr>
-          <w:rFonts w:hAnsi="宋体" w:cs="宋体" w:hint="eastAsia"/>
-          <w:sz w:val="30"/>
-          <w:szCs w:val="30"/>
-        </w:rPr>
-        <w:t>为调查人员和本案有利害关系或有其他关系，可能影响公正处理案件的，有权申请回避。以上内容你是否听清楚了？是否申请回避？</w:t>
-      </w:r>
-    </w:p>
-    <w:p>
-      <w:pPr>
-        <w:pStyle w:val="a3"/>
-        <w:spacing w:line="520" w:lineRule="exact"/>
-        <w:rPr>
-          <w:rFonts w:hAnsi="宋体" w:cs="宋体"/>
-          <w:sz w:val="30"/>
-          <w:szCs w:val="30"/>
+        <w:t>你有权就被询问事项自行提供书面材料，有权拒绝回答与案件无关的问题，有权核对询问笔录，对笔录中有误或者遗漏之处提出更正或者补充意见。如果你认为调查人员和本案有利害关系或有其他关系，可能影响公正处理案件的，有权申请回避。以上内容你是否听清楚了？是否申请回避？</w:t>
+      </w:r>
+    </w:p>
+    <w:p>
+      <w:pPr>
+        <w:pStyle w:val="a3"/>
+        <w:spacing w:line="520" w:lineRule="exact"/>
+        <w:rPr>
+          <w:rFonts w:hAnsi="宋体" w:cs="宋体"/>
+          <w:sz w:val="30"/>
+          <w:szCs w:val="30"/>
+          <w:u w:val="single"/>
         </w:rPr>
       </w:pPr>
       <w:r>
@@ -655,15 +607,6 @@
           <w:u w:val="single"/>
         </w:rPr>
         <w:t>答：听清楚了，不申请回避。</w:t>
-      </w:r>
-      <w:r>
-        <w:rPr>
-          <w:rFonts w:hAnsi="宋体" w:cs="宋体" w:hint="eastAsia"/>
-          <w:sz w:val="30"/>
-          <w:szCs w:val="30"/>
-          <w:u w:val="single"/>
-        </w:rPr>
-        <w:t xml:space="preserve">                                      </w:t>
       </w:r>
     </w:p>
     <w:p>
@@ -693,1024 +636,6 @@
     <w:p>
       <w:pPr>
         <w:pStyle w:val="a3"/>
-        <w:spacing w:line="520" w:lineRule="exact"/>
-        <w:rPr>
-          <w:rFonts w:hAnsi="宋体" w:cs="宋体"/>
-          <w:sz w:val="30"/>
-          <w:szCs w:val="30"/>
-          <w:u w:val="single"/>
-        </w:rPr>
-      </w:pPr>
-      <w:r>
-        <w:rPr>
-          <w:rFonts w:hAnsi="宋体" w:cs="宋体" w:hint="eastAsia"/>
-          <w:sz w:val="30"/>
-          <w:szCs w:val="30"/>
-          <w:u w:val="single"/>
-        </w:rPr>
-        <w:t>问：你跟</w:t>
-      </w:r>
-      <w:r>
-        <w:rPr>
-          <w:sz w:val="30"/>
-          <w:szCs w:val="30"/>
-          <w:u w:val="single"/>
-        </w:rPr>
-        <w:t>{用人单位}</w:t>
-      </w:r>
-      <w:r>
-        <w:rPr>
-          <w:rFonts w:hAnsi="宋体" w:cs="宋体" w:hint="eastAsia"/>
-          <w:sz w:val="30"/>
-          <w:szCs w:val="30"/>
-          <w:u w:val="single"/>
-        </w:rPr>
-        <w:t>有没有签订劳动合同关系？有没有参加工伤保险？</w:t>
-      </w:r>
-    </w:p>
-    <w:p>
-      <w:pPr>
-        <w:pStyle w:val="a3"/>
-        <w:spacing w:line="520" w:lineRule="exact"/>
-        <w:rPr>
-          <w:rFonts w:hAnsi="宋体" w:cs="宋体"/>
-          <w:sz w:val="30"/>
-          <w:szCs w:val="30"/>
-          <w:u w:val="single"/>
-        </w:rPr>
-      </w:pPr>
-      <w:r>
-        <w:rPr>
-          <w:rFonts w:hAnsi="宋体" w:cs="宋体" w:hint="eastAsia"/>
-          <w:sz w:val="30"/>
-          <w:szCs w:val="30"/>
-          <w:u w:val="single"/>
-        </w:rPr>
-        <w:t>答：有签过的，劳动合同上的字是我签的，手印是我按的，有参加工伤保</w:t>
-      </w:r>
-      <w:r>
-        <w:rPr>
-          <w:rFonts w:hAnsi="宋体" w:cs="宋体" w:hint="eastAsia"/>
-          <w:sz w:val="30"/>
-          <w:szCs w:val="30"/>
-          <w:u w:val="single"/>
-        </w:rPr>
-        <w:lastRenderedPageBreak/>
-        <w:t>险的。</w:t>
-      </w:r>
-    </w:p>
-    <w:p>
-      <w:pPr>
-        <w:pStyle w:val="a3"/>
-        <w:spacing w:line="520" w:lineRule="exact"/>
-        <w:rPr>
-          <w:rFonts w:hAnsi="宋体" w:cs="宋体"/>
-          <w:sz w:val="30"/>
-          <w:szCs w:val="30"/>
-          <w:u w:val="single"/>
-        </w:rPr>
-      </w:pPr>
-      <w:r>
-        <w:rPr>
-          <w:rFonts w:hAnsi="宋体" w:cs="宋体" w:hint="eastAsia"/>
-          <w:sz w:val="30"/>
-          <w:szCs w:val="30"/>
-          <w:u w:val="single"/>
-        </w:rPr>
-        <w:t>问：</w:t>
-      </w:r>
-      <w:r>
-        <w:rPr>
-          <w:rFonts w:hAnsi="宋体" w:cs="宋体" w:hint="eastAsia"/>
-          <w:sz w:val="30"/>
-          <w:szCs w:val="30"/>
-          <w:u w:val="single"/>
-        </w:rPr>
-        <w:t>XXXX</w:t>
-      </w:r>
-      <w:r>
-        <w:rPr>
-          <w:rFonts w:hAnsi="宋体" w:cs="宋体" w:hint="eastAsia"/>
-          <w:sz w:val="30"/>
-          <w:szCs w:val="30"/>
-          <w:u w:val="single"/>
-        </w:rPr>
-        <w:t>年</w:t>
-      </w:r>
-      <w:r>
-        <w:rPr>
-          <w:rFonts w:hAnsi="宋体" w:cs="宋体" w:hint="eastAsia"/>
-          <w:sz w:val="30"/>
-          <w:szCs w:val="30"/>
-          <w:u w:val="single"/>
-        </w:rPr>
-        <w:t>XX</w:t>
-      </w:r>
-      <w:r>
-        <w:rPr>
-          <w:rFonts w:hAnsi="宋体" w:cs="宋体" w:hint="eastAsia"/>
-          <w:sz w:val="30"/>
-          <w:szCs w:val="30"/>
-          <w:u w:val="single"/>
-        </w:rPr>
-        <w:t>月</w:t>
-      </w:r>
-      <w:r>
-        <w:rPr>
-          <w:rFonts w:hAnsi="宋体" w:cs="宋体" w:hint="eastAsia"/>
-          <w:sz w:val="30"/>
-          <w:szCs w:val="30"/>
-          <w:u w:val="single"/>
-        </w:rPr>
-        <w:t>XX</w:t>
-      </w:r>
-      <w:r>
-        <w:rPr>
-          <w:rFonts w:hAnsi="宋体" w:cs="宋体" w:hint="eastAsia"/>
-          <w:sz w:val="30"/>
-          <w:szCs w:val="30"/>
-          <w:u w:val="single"/>
-        </w:rPr>
-        <w:t>日至</w:t>
-      </w:r>
-      <w:r>
-        <w:rPr>
-          <w:rFonts w:hAnsi="宋体" w:cs="宋体" w:hint="eastAsia"/>
-          <w:sz w:val="30"/>
-          <w:szCs w:val="30"/>
-          <w:u w:val="single"/>
-        </w:rPr>
-        <w:t>XX</w:t>
-      </w:r>
-      <w:r>
-        <w:rPr>
-          <w:rFonts w:hAnsi="宋体" w:cs="宋体" w:hint="eastAsia"/>
-          <w:sz w:val="30"/>
-          <w:szCs w:val="30"/>
-          <w:u w:val="single"/>
-        </w:rPr>
-        <w:t>日期间，你是否因公外出？去了哪里？</w:t>
-      </w:r>
-    </w:p>
-    <w:p>
-      <w:pPr>
-        <w:pStyle w:val="a3"/>
-        <w:spacing w:line="520" w:lineRule="exact"/>
-        <w:rPr>
-          <w:rFonts w:hAnsi="宋体" w:cs="宋体"/>
-          <w:sz w:val="30"/>
-          <w:szCs w:val="30"/>
-          <w:u w:val="single"/>
-        </w:rPr>
-      </w:pPr>
-      <w:r>
-        <w:rPr>
-          <w:rFonts w:hAnsi="宋体" w:cs="宋体" w:hint="eastAsia"/>
-          <w:sz w:val="30"/>
-          <w:szCs w:val="30"/>
-          <w:u w:val="single"/>
-        </w:rPr>
-        <w:t>答：是的。我根据公司领导【领导姓名】的安排，出差前往【某市】。</w:t>
-      </w:r>
-    </w:p>
-    <w:p>
-      <w:pPr>
-        <w:pStyle w:val="a3"/>
-        <w:spacing w:line="520" w:lineRule="exact"/>
-        <w:rPr>
-          <w:rFonts w:hAnsi="宋体" w:cs="宋体"/>
-          <w:sz w:val="30"/>
-          <w:szCs w:val="30"/>
-          <w:u w:val="single"/>
-        </w:rPr>
-      </w:pPr>
-      <w:r>
-        <w:rPr>
-          <w:rFonts w:hAnsi="宋体" w:cs="宋体" w:hint="eastAsia"/>
-          <w:sz w:val="30"/>
-          <w:szCs w:val="30"/>
-          <w:u w:val="single"/>
-        </w:rPr>
-        <w:t>问：你否和同事一起出差？他们都是谁？</w:t>
-      </w:r>
-    </w:p>
-    <w:p>
-      <w:pPr>
-        <w:pStyle w:val="a3"/>
-        <w:spacing w:line="520" w:lineRule="exact"/>
-        <w:rPr>
-          <w:rFonts w:hAnsi="宋体" w:cs="宋体"/>
-          <w:sz w:val="30"/>
-          <w:szCs w:val="30"/>
-          <w:u w:val="single"/>
-        </w:rPr>
-      </w:pPr>
-      <w:r>
-        <w:rPr>
-          <w:rFonts w:hAnsi="宋体" w:cs="宋体" w:hint="eastAsia"/>
-          <w:sz w:val="30"/>
-          <w:szCs w:val="30"/>
-          <w:u w:val="single"/>
-        </w:rPr>
-        <w:t>答：同事张三、李四等，他们是和我一起出差的。</w:t>
-      </w:r>
-    </w:p>
-    <w:p>
-      <w:pPr>
-        <w:pStyle w:val="a3"/>
-        <w:spacing w:line="520" w:lineRule="exact"/>
-        <w:rPr>
-          <w:rFonts w:hAnsi="宋体" w:cs="宋体"/>
-          <w:sz w:val="30"/>
-          <w:szCs w:val="30"/>
-          <w:u w:val="single"/>
-        </w:rPr>
-      </w:pPr>
-      <w:r>
-        <w:rPr>
-          <w:rFonts w:hAnsi="宋体" w:cs="宋体" w:hint="eastAsia"/>
-          <w:sz w:val="30"/>
-          <w:szCs w:val="30"/>
-          <w:u w:val="single"/>
-        </w:rPr>
-        <w:t>问：请你详细说明此次外出的具体工作任务是什幺？</w:t>
-      </w:r>
-    </w:p>
-    <w:p>
-      <w:pPr>
-        <w:pStyle w:val="a3"/>
-        <w:spacing w:line="520" w:lineRule="exact"/>
-        <w:rPr>
-          <w:rFonts w:hAnsi="宋体" w:cs="宋体"/>
-          <w:sz w:val="30"/>
-          <w:szCs w:val="30"/>
-          <w:u w:val="single"/>
-        </w:rPr>
-      </w:pPr>
-      <w:r>
-        <w:rPr>
-          <w:rFonts w:hAnsi="宋体" w:cs="宋体" w:hint="eastAsia"/>
-          <w:sz w:val="30"/>
-          <w:szCs w:val="30"/>
-          <w:u w:val="single"/>
-        </w:rPr>
-        <w:t>答：我此次出差的工作任务是代表公司与【某公司】洽谈【某项目】的业务合作。</w:t>
-      </w:r>
-    </w:p>
-    <w:p>
-      <w:pPr>
-        <w:pStyle w:val="a3"/>
-        <w:spacing w:line="520" w:lineRule="exact"/>
-        <w:rPr>
-          <w:rFonts w:hAnsi="宋体" w:cs="宋体"/>
-          <w:sz w:val="30"/>
-          <w:szCs w:val="30"/>
-          <w:u w:val="single"/>
-        </w:rPr>
-      </w:pPr>
-      <w:r>
-        <w:rPr>
-          <w:rFonts w:hAnsi="宋体" w:cs="宋体" w:hint="eastAsia"/>
-          <w:sz w:val="30"/>
-          <w:szCs w:val="30"/>
-          <w:u w:val="single"/>
-        </w:rPr>
-        <w:t>问：此次外出是公司指派还是个人行为？有无相关证明？</w:t>
-      </w:r>
-    </w:p>
-    <w:p>
-      <w:pPr>
-        <w:pStyle w:val="a3"/>
-        <w:spacing w:line="520" w:lineRule="exact"/>
-        <w:rPr>
-          <w:rFonts w:hAnsi="宋体" w:cs="宋体"/>
-          <w:sz w:val="30"/>
-          <w:szCs w:val="30"/>
-          <w:u w:val="single"/>
-        </w:rPr>
-      </w:pPr>
-      <w:r>
-        <w:rPr>
-          <w:rFonts w:hAnsi="宋体" w:cs="宋体" w:hint="eastAsia"/>
-          <w:sz w:val="30"/>
-          <w:szCs w:val="30"/>
-          <w:u w:val="single"/>
-        </w:rPr>
-        <w:t>答：是公司指派的公务。公司有出差审批单，事后需要凭出差相关的车票、住宿发票回公司报销。</w:t>
-      </w:r>
-    </w:p>
-    <w:p>
-      <w:pPr>
-        <w:pStyle w:val="a3"/>
-        <w:spacing w:line="520" w:lineRule="exact"/>
-        <w:rPr>
-          <w:rFonts w:hAnsi="宋体" w:cs="宋体"/>
-          <w:sz w:val="30"/>
-          <w:szCs w:val="30"/>
-          <w:u w:val="single"/>
-        </w:rPr>
-      </w:pPr>
-      <w:r>
-        <w:rPr>
-          <w:rFonts w:hAnsi="宋体" w:cs="宋体" w:hint="eastAsia"/>
-          <w:sz w:val="30"/>
-          <w:szCs w:val="30"/>
-          <w:u w:val="single"/>
-        </w:rPr>
-        <w:t>问：请你详细的描述一下经过？事故发生具体时间是什么时候？你在什么地点？当时正在做什么？</w:t>
-      </w:r>
-    </w:p>
-    <w:p>
-      <w:pPr>
-        <w:pStyle w:val="a3"/>
-        <w:spacing w:line="520" w:lineRule="exact"/>
-        <w:rPr>
-          <w:rFonts w:hAnsi="宋体" w:cs="宋体"/>
-          <w:sz w:val="30"/>
-          <w:szCs w:val="30"/>
-          <w:u w:val="single"/>
-        </w:rPr>
-      </w:pPr>
-      <w:r>
-        <w:rPr>
-          <w:rFonts w:hAnsi="宋体" w:cs="宋体" w:hint="eastAsia"/>
-          <w:sz w:val="30"/>
-          <w:szCs w:val="30"/>
-          <w:u w:val="single"/>
-        </w:rPr>
-        <w:t>答：</w:t>
-      </w:r>
-      <w:r>
-        <w:rPr>
-          <w:rFonts w:hAnsi="宋体" w:cs="宋体" w:hint="eastAsia"/>
-          <w:sz w:val="30"/>
-          <w:szCs w:val="30"/>
-          <w:u w:val="single"/>
-        </w:rPr>
-        <w:t>2025</w:t>
-      </w:r>
-      <w:r>
-        <w:rPr>
-          <w:rFonts w:hAnsi="宋体" w:cs="宋体" w:hint="eastAsia"/>
-          <w:sz w:val="30"/>
-          <w:szCs w:val="30"/>
-          <w:u w:val="single"/>
-        </w:rPr>
-        <w:t>年</w:t>
-      </w:r>
-      <w:r>
-        <w:rPr>
-          <w:rFonts w:hAnsi="宋体" w:cs="宋体" w:hint="eastAsia"/>
-          <w:sz w:val="30"/>
-          <w:szCs w:val="30"/>
-          <w:u w:val="single"/>
-        </w:rPr>
-        <w:t>8</w:t>
-      </w:r>
-      <w:r>
-        <w:rPr>
-          <w:rFonts w:hAnsi="宋体" w:cs="宋体" w:hint="eastAsia"/>
-          <w:sz w:val="30"/>
-          <w:szCs w:val="30"/>
-          <w:u w:val="single"/>
-        </w:rPr>
-        <w:t>月</w:t>
-      </w:r>
-      <w:r>
-        <w:rPr>
-          <w:rFonts w:hAnsi="宋体" w:cs="宋体" w:hint="eastAsia"/>
-          <w:sz w:val="30"/>
-          <w:szCs w:val="30"/>
-          <w:u w:val="single"/>
-        </w:rPr>
-        <w:t>8</w:t>
-      </w:r>
-      <w:r>
-        <w:rPr>
-          <w:rFonts w:hAnsi="宋体" w:cs="宋体" w:hint="eastAsia"/>
-          <w:sz w:val="30"/>
-          <w:szCs w:val="30"/>
-          <w:u w:val="single"/>
-        </w:rPr>
-        <w:t>日下午大概</w:t>
-      </w:r>
-      <w:r>
-        <w:rPr>
-          <w:rFonts w:hAnsi="宋体" w:cs="宋体" w:hint="eastAsia"/>
-          <w:sz w:val="30"/>
-          <w:szCs w:val="30"/>
-          <w:u w:val="single"/>
-        </w:rPr>
-        <w:t>14</w:t>
-      </w:r>
-      <w:r>
-        <w:rPr>
-          <w:rFonts w:hAnsi="宋体" w:cs="宋体" w:hint="eastAsia"/>
-          <w:sz w:val="30"/>
-          <w:szCs w:val="30"/>
-          <w:u w:val="single"/>
-        </w:rPr>
-        <w:t>：</w:t>
-      </w:r>
-      <w:r>
-        <w:rPr>
-          <w:rFonts w:hAnsi="宋体" w:cs="宋体" w:hint="eastAsia"/>
-          <w:sz w:val="30"/>
-          <w:szCs w:val="30"/>
-          <w:u w:val="single"/>
-        </w:rPr>
-        <w:t>30</w:t>
-      </w:r>
-      <w:r>
-        <w:rPr>
-          <w:rFonts w:hAnsi="宋体" w:cs="宋体" w:hint="eastAsia"/>
-          <w:sz w:val="30"/>
-          <w:szCs w:val="30"/>
-          <w:u w:val="single"/>
-        </w:rPr>
-        <w:t>左右，我在【某市</w:t>
-      </w:r>
-      <w:r>
-        <w:rPr>
-          <w:rFonts w:hAnsi="宋体" w:cs="宋体" w:hint="eastAsia"/>
-          <w:sz w:val="30"/>
-          <w:szCs w:val="30"/>
-          <w:u w:val="single"/>
-        </w:rPr>
-        <w:t>XX</w:t>
-      </w:r>
-      <w:r>
-        <w:rPr>
-          <w:rFonts w:hAnsi="宋体" w:cs="宋体" w:hint="eastAsia"/>
-          <w:sz w:val="30"/>
-          <w:szCs w:val="30"/>
-          <w:u w:val="single"/>
-        </w:rPr>
-        <w:t>区</w:t>
-      </w:r>
-      <w:r>
-        <w:rPr>
-          <w:rFonts w:hAnsi="宋体" w:cs="宋体" w:hint="eastAsia"/>
-          <w:sz w:val="30"/>
-          <w:szCs w:val="30"/>
-          <w:u w:val="single"/>
-        </w:rPr>
-        <w:t>XX</w:t>
-      </w:r>
-      <w:r>
-        <w:rPr>
-          <w:rFonts w:hAnsi="宋体" w:cs="宋体" w:hint="eastAsia"/>
-          <w:sz w:val="30"/>
-          <w:szCs w:val="30"/>
-          <w:u w:val="single"/>
-        </w:rPr>
-        <w:t>路】的人行道上。我刚刚结束与【某公司】客户的会谈，正步行前往附近地铁站，准备返回酒店处理工作邮件并准备第二天的谈判材料。我当时正在正常行走，突然被后方一辆失控驶上人行道的电动自行车从背后撞倒。我摔倒时左腿先着地，听到“咔嚓”一声，当时就感觉腿部剧烈疼痛，无法站起来。</w:t>
-      </w:r>
-    </w:p>
-    <w:p>
-      <w:pPr>
-        <w:pStyle w:val="a3"/>
-        <w:spacing w:line="520" w:lineRule="exact"/>
-        <w:rPr>
-          <w:rFonts w:hAnsi="宋体" w:cs="宋体"/>
-          <w:sz w:val="30"/>
-          <w:szCs w:val="30"/>
-          <w:u w:val="single"/>
-        </w:rPr>
-      </w:pPr>
-      <w:r>
-        <w:rPr>
-          <w:rFonts w:hAnsi="宋体" w:cs="宋体" w:hint="eastAsia"/>
-          <w:sz w:val="30"/>
-          <w:szCs w:val="30"/>
-          <w:u w:val="single"/>
-        </w:rPr>
-        <w:t>问：发生事故时，有同事在现场看到吗？</w:t>
-      </w:r>
-    </w:p>
-    <w:p>
-      <w:pPr>
-        <w:pStyle w:val="a3"/>
-        <w:spacing w:line="520" w:lineRule="exact"/>
-        <w:rPr>
-          <w:rFonts w:hAnsi="宋体" w:cs="宋体"/>
-          <w:sz w:val="30"/>
-          <w:szCs w:val="30"/>
-          <w:u w:val="single"/>
-        </w:rPr>
-      </w:pPr>
-      <w:r>
-        <w:rPr>
-          <w:rFonts w:hAnsi="宋体" w:cs="宋体" w:hint="eastAsia"/>
-          <w:sz w:val="30"/>
-          <w:szCs w:val="30"/>
-          <w:u w:val="single"/>
-        </w:rPr>
-        <w:t>答：没有，我当时是一个人。</w:t>
-      </w:r>
-    </w:p>
-    <w:p>
-      <w:pPr>
-        <w:pStyle w:val="a3"/>
-        <w:spacing w:line="520" w:lineRule="exact"/>
-        <w:rPr>
-          <w:rFonts w:hAnsi="宋体" w:cs="宋体"/>
-          <w:sz w:val="30"/>
-          <w:szCs w:val="30"/>
-          <w:u w:val="single"/>
-        </w:rPr>
-      </w:pPr>
-      <w:r>
-        <w:rPr>
-          <w:rFonts w:hAnsi="宋体" w:cs="宋体" w:hint="eastAsia"/>
-          <w:sz w:val="30"/>
-          <w:szCs w:val="30"/>
-          <w:u w:val="single"/>
-        </w:rPr>
-        <w:t>问：你当时前往地铁站的行为，与你此次出差的工作任务有关吗？</w:t>
-      </w:r>
-    </w:p>
-    <w:p>
-      <w:pPr>
-        <w:pStyle w:val="a3"/>
-        <w:spacing w:line="520" w:lineRule="exact"/>
-        <w:rPr>
-          <w:rFonts w:hAnsi="宋体" w:cs="宋体"/>
-          <w:sz w:val="30"/>
-          <w:szCs w:val="30"/>
-          <w:u w:val="single"/>
-        </w:rPr>
-      </w:pPr>
-      <w:r>
-        <w:rPr>
-          <w:rFonts w:hAnsi="宋体" w:cs="宋体" w:hint="eastAsia"/>
-          <w:sz w:val="30"/>
-          <w:szCs w:val="30"/>
-          <w:u w:val="single"/>
-        </w:rPr>
-        <w:t>答：有直接关系。我返回酒店是为了继续完成出差的工作任</w:t>
-      </w:r>
-      <w:r>
-        <w:rPr>
-          <w:rFonts w:hAnsi="宋体" w:cs="宋体" w:hint="eastAsia"/>
-          <w:sz w:val="30"/>
-          <w:szCs w:val="30"/>
-          <w:u w:val="single"/>
-        </w:rPr>
-        <w:t>务，包括处理工作邮件和准备材料。这完全是因为公事在外活动，不是我个人的私事。</w:t>
-      </w:r>
-    </w:p>
-    <w:p>
-      <w:pPr>
-        <w:pStyle w:val="a3"/>
-        <w:spacing w:line="520" w:lineRule="exact"/>
-        <w:rPr>
-          <w:rFonts w:hAnsi="宋体" w:cs="宋体"/>
-          <w:sz w:val="30"/>
-          <w:szCs w:val="30"/>
-          <w:u w:val="single"/>
-        </w:rPr>
-      </w:pPr>
-      <w:r>
-        <w:rPr>
-          <w:rFonts w:hAnsi="宋体" w:cs="宋体" w:hint="eastAsia"/>
-          <w:sz w:val="30"/>
-          <w:szCs w:val="30"/>
-          <w:u w:val="single"/>
-        </w:rPr>
-        <w:lastRenderedPageBreak/>
-        <w:t>问：事故发生后，你如何处理的？向谁报告了？</w:t>
-      </w:r>
-    </w:p>
-    <w:p>
-      <w:pPr>
-        <w:pStyle w:val="a3"/>
-        <w:spacing w:line="520" w:lineRule="exact"/>
-        <w:rPr>
-          <w:rFonts w:hAnsi="宋体" w:cs="宋体"/>
-          <w:sz w:val="30"/>
-          <w:szCs w:val="30"/>
-          <w:u w:val="single"/>
-        </w:rPr>
-      </w:pPr>
-      <w:r>
-        <w:rPr>
-          <w:rFonts w:hAnsi="宋体" w:cs="宋体" w:hint="eastAsia"/>
-          <w:sz w:val="30"/>
-          <w:szCs w:val="30"/>
-          <w:u w:val="single"/>
-        </w:rPr>
-        <w:t>答：同行（或路人）帮我拨打了</w:t>
-      </w:r>
-      <w:r>
-        <w:rPr>
-          <w:rFonts w:hAnsi="宋体" w:cs="宋体" w:hint="eastAsia"/>
-          <w:sz w:val="30"/>
-          <w:szCs w:val="30"/>
-          <w:u w:val="single"/>
-        </w:rPr>
-        <w:t>120</w:t>
-      </w:r>
-      <w:r>
-        <w:rPr>
-          <w:rFonts w:hAnsi="宋体" w:cs="宋体" w:hint="eastAsia"/>
-          <w:sz w:val="30"/>
-          <w:szCs w:val="30"/>
-          <w:u w:val="single"/>
-        </w:rPr>
-        <w:t>和</w:t>
-      </w:r>
-      <w:r>
-        <w:rPr>
-          <w:rFonts w:hAnsi="宋体" w:cs="宋体" w:hint="eastAsia"/>
-          <w:sz w:val="30"/>
-          <w:szCs w:val="30"/>
-          <w:u w:val="single"/>
-        </w:rPr>
-        <w:t>110</w:t>
-      </w:r>
-      <w:r>
-        <w:rPr>
-          <w:rFonts w:hAnsi="宋体" w:cs="宋体" w:hint="eastAsia"/>
-          <w:sz w:val="30"/>
-          <w:szCs w:val="30"/>
-          <w:u w:val="single"/>
-        </w:rPr>
-        <w:t>。我被送到【某市第</w:t>
-      </w:r>
-      <w:r>
-        <w:rPr>
-          <w:rFonts w:hAnsi="宋体" w:cs="宋体" w:hint="eastAsia"/>
-          <w:sz w:val="30"/>
-          <w:szCs w:val="30"/>
-          <w:u w:val="single"/>
-        </w:rPr>
-        <w:t>X</w:t>
-      </w:r>
-      <w:r>
-        <w:rPr>
-          <w:rFonts w:hAnsi="宋体" w:cs="宋体" w:hint="eastAsia"/>
-          <w:sz w:val="30"/>
-          <w:szCs w:val="30"/>
-          <w:u w:val="single"/>
-        </w:rPr>
-        <w:t>人民医院】救治。在去医院途中或到达医院后，我立即给我们部门的负责人【领导姓名】打了电话，报告了事故经过。</w:t>
-      </w:r>
-    </w:p>
-    <w:p>
-      <w:pPr>
-        <w:pStyle w:val="a3"/>
-        <w:spacing w:line="520" w:lineRule="exact"/>
-        <w:rPr>
-          <w:rFonts w:hAnsi="宋体" w:cs="宋体"/>
-          <w:sz w:val="30"/>
-          <w:szCs w:val="30"/>
-          <w:u w:val="single"/>
-        </w:rPr>
-      </w:pPr>
-      <w:r>
-        <w:rPr>
-          <w:rFonts w:hAnsi="宋体" w:cs="宋体" w:hint="eastAsia"/>
-          <w:sz w:val="30"/>
-          <w:szCs w:val="30"/>
-          <w:u w:val="single"/>
-        </w:rPr>
-        <w:t>问：你受伤时有无监控拍到你受伤的经过？</w:t>
-      </w:r>
-    </w:p>
-    <w:p>
-      <w:pPr>
-        <w:pStyle w:val="a3"/>
-        <w:spacing w:line="520" w:lineRule="exact"/>
-        <w:rPr>
-          <w:rFonts w:hAnsi="宋体" w:cs="宋体"/>
-          <w:sz w:val="30"/>
-          <w:szCs w:val="30"/>
-          <w:u w:val="single"/>
-        </w:rPr>
-      </w:pPr>
-      <w:r>
-        <w:rPr>
-          <w:rFonts w:hAnsi="宋体" w:cs="宋体" w:hint="eastAsia"/>
-          <w:sz w:val="30"/>
-          <w:szCs w:val="30"/>
-          <w:u w:val="single"/>
-        </w:rPr>
-        <w:t>答：没有。</w:t>
-      </w:r>
-    </w:p>
-    <w:p>
-      <w:pPr>
-        <w:pStyle w:val="a3"/>
-        <w:spacing w:line="520" w:lineRule="exact"/>
-        <w:rPr>
-          <w:rFonts w:hAnsi="宋体" w:cs="宋体"/>
-          <w:sz w:val="30"/>
-          <w:szCs w:val="30"/>
-          <w:u w:val="single"/>
-        </w:rPr>
-      </w:pPr>
-      <w:r>
-        <w:rPr>
-          <w:rFonts w:hAnsi="宋体" w:cs="宋体" w:hint="eastAsia"/>
-          <w:sz w:val="30"/>
-          <w:szCs w:val="30"/>
-          <w:u w:val="single"/>
-        </w:rPr>
-        <w:t>问：你受伤后去了哪个医院？谁送你去的？</w:t>
-      </w:r>
-    </w:p>
-    <w:p>
-      <w:pPr>
-        <w:pStyle w:val="a3"/>
-        <w:spacing w:line="520" w:lineRule="exact"/>
-        <w:rPr>
-          <w:rFonts w:hAnsi="宋体" w:cs="宋体"/>
-          <w:sz w:val="30"/>
-          <w:szCs w:val="30"/>
-          <w:u w:val="single"/>
-        </w:rPr>
-      </w:pPr>
-      <w:r>
-        <w:rPr>
-          <w:rFonts w:hAnsi="宋体" w:cs="宋体" w:hint="eastAsia"/>
-          <w:sz w:val="30"/>
-          <w:szCs w:val="30"/>
-          <w:u w:val="single"/>
-        </w:rPr>
-        <w:t>答：是我同事</w:t>
-      </w:r>
-      <w:r>
-        <w:rPr>
-          <w:rFonts w:hAnsi="宋体" w:cs="宋体" w:hint="eastAsia"/>
-          <w:sz w:val="30"/>
-          <w:szCs w:val="30"/>
-          <w:u w:val="single"/>
-        </w:rPr>
-        <w:t>XXX</w:t>
-      </w:r>
-      <w:r>
-        <w:rPr>
-          <w:rFonts w:hAnsi="宋体" w:cs="宋体" w:hint="eastAsia"/>
-          <w:sz w:val="30"/>
-          <w:szCs w:val="30"/>
-          <w:u w:val="single"/>
-        </w:rPr>
-        <w:t>送我去了温州医科大学附属第二医院。</w:t>
-      </w:r>
-    </w:p>
-    <w:p>
-      <w:pPr>
-        <w:pStyle w:val="a3"/>
-        <w:spacing w:line="520" w:lineRule="exact"/>
-        <w:rPr>
-          <w:rFonts w:hAnsi="宋体" w:cs="宋体"/>
-          <w:sz w:val="30"/>
-          <w:szCs w:val="30"/>
-          <w:u w:val="single"/>
-        </w:rPr>
-      </w:pPr>
-      <w:r>
-        <w:rPr>
-          <w:rFonts w:hAnsi="宋体" w:cs="宋体" w:hint="eastAsia"/>
-          <w:sz w:val="30"/>
-          <w:szCs w:val="30"/>
-          <w:u w:val="single"/>
-        </w:rPr>
-        <w:t>问：公安机关交通管理部门是否出具了事故认定书？</w:t>
-      </w:r>
-    </w:p>
-    <w:p>
-      <w:pPr>
-        <w:pStyle w:val="a3"/>
-        <w:spacing w:line="520" w:lineRule="exact"/>
-        <w:rPr>
-          <w:rFonts w:hAnsi="宋体" w:cs="宋体"/>
-          <w:sz w:val="30"/>
-          <w:szCs w:val="30"/>
-          <w:u w:val="single"/>
-        </w:rPr>
-      </w:pPr>
-      <w:r>
-        <w:rPr>
-          <w:rFonts w:hAnsi="宋体" w:cs="宋体" w:hint="eastAsia"/>
-          <w:sz w:val="30"/>
-          <w:szCs w:val="30"/>
-          <w:u w:val="single"/>
-        </w:rPr>
-        <w:t>答：出了。交警后来开具了《道</w:t>
-      </w:r>
-      <w:r>
-        <w:rPr>
-          <w:rFonts w:hAnsi="宋体" w:cs="宋体" w:hint="eastAsia"/>
-          <w:sz w:val="30"/>
-          <w:szCs w:val="30"/>
-          <w:u w:val="single"/>
-        </w:rPr>
-        <w:t>路交通事故认定书》，认定电动自行车驾驶员负全部责任。（注：此处应提醒职工后续需提供该认定书复印件）</w:t>
-      </w:r>
-    </w:p>
-    <w:p>
-      <w:pPr>
-        <w:pStyle w:val="a3"/>
-        <w:spacing w:line="520" w:lineRule="exact"/>
-        <w:rPr>
-          <w:rFonts w:hAnsi="宋体" w:cs="宋体"/>
-          <w:sz w:val="30"/>
-          <w:szCs w:val="30"/>
-          <w:u w:val="single"/>
-        </w:rPr>
-      </w:pPr>
-      <w:r>
-        <w:rPr>
-          <w:rFonts w:hAnsi="宋体" w:cs="宋体" w:hint="eastAsia"/>
-          <w:sz w:val="30"/>
-          <w:szCs w:val="30"/>
-          <w:u w:val="single"/>
-        </w:rPr>
-        <w:t>问：请问你这次受伤的【具体部位】在以前有没有旧伤？</w:t>
-      </w:r>
-    </w:p>
-    <w:p>
-      <w:pPr>
-        <w:pStyle w:val="a3"/>
-        <w:spacing w:line="520" w:lineRule="exact"/>
-        <w:rPr>
-          <w:rFonts w:hAnsi="宋体" w:cs="宋体"/>
-          <w:sz w:val="30"/>
-          <w:szCs w:val="30"/>
-          <w:u w:val="single"/>
-        </w:rPr>
-      </w:pPr>
-      <w:r>
-        <w:rPr>
-          <w:rFonts w:hAnsi="宋体" w:cs="宋体" w:hint="eastAsia"/>
-          <w:sz w:val="30"/>
-          <w:szCs w:val="30"/>
-          <w:u w:val="single"/>
-        </w:rPr>
-        <w:t>答：没有，我的【具体部位】以前从没有受过伤。</w:t>
-      </w:r>
-    </w:p>
-    <w:p>
-      <w:pPr>
-        <w:pStyle w:val="a3"/>
-        <w:spacing w:line="520" w:lineRule="exact"/>
-        <w:rPr>
-          <w:rFonts w:hAnsi="宋体" w:cs="宋体"/>
-          <w:sz w:val="30"/>
-          <w:szCs w:val="30"/>
-          <w:u w:val="single"/>
-        </w:rPr>
-      </w:pPr>
-      <w:r>
-        <w:rPr>
-          <w:rFonts w:hAnsi="宋体" w:cs="宋体" w:hint="eastAsia"/>
-          <w:sz w:val="30"/>
-          <w:szCs w:val="30"/>
-          <w:u w:val="single"/>
-        </w:rPr>
-        <w:t>问：从受伤后到医院就诊期间，你的伤处有没有因为其他非工作原因再次发生过意外？</w:t>
-      </w:r>
-    </w:p>
-    <w:p>
-      <w:pPr>
-        <w:pStyle w:val="a3"/>
-        <w:spacing w:line="520" w:lineRule="exact"/>
-        <w:rPr>
-          <w:rFonts w:hAnsi="宋体" w:cs="宋体"/>
-          <w:sz w:val="30"/>
-          <w:szCs w:val="30"/>
-          <w:u w:val="single"/>
-        </w:rPr>
-      </w:pPr>
-      <w:r>
-        <w:rPr>
-          <w:rFonts w:hAnsi="宋体" w:cs="宋体" w:hint="eastAsia"/>
-          <w:sz w:val="30"/>
-          <w:szCs w:val="30"/>
-          <w:u w:val="single"/>
-        </w:rPr>
-        <w:t>答：没有，从被撞伤后就直接去医院了，中间没有再伤到。</w:t>
-      </w:r>
-    </w:p>
-    <w:p>
-      <w:pPr>
-        <w:pStyle w:val="a3"/>
-        <w:spacing w:line="520" w:lineRule="exact"/>
-        <w:rPr>
-          <w:rFonts w:hAnsi="宋体" w:cs="宋体"/>
-          <w:sz w:val="30"/>
-          <w:szCs w:val="30"/>
-          <w:u w:val="single"/>
-        </w:rPr>
-      </w:pPr>
-      <w:r>
-        <w:rPr>
-          <w:rFonts w:hAnsi="宋体" w:cs="宋体" w:hint="eastAsia"/>
-          <w:sz w:val="30"/>
-          <w:szCs w:val="30"/>
-          <w:u w:val="single"/>
-        </w:rPr>
-        <w:t>问：</w:t>
-      </w:r>
-      <w:r>
-        <w:rPr>
-          <w:rFonts w:hAnsi="宋体" w:cs="宋体" w:hint="eastAsia"/>
-          <w:sz w:val="30"/>
-          <w:szCs w:val="30"/>
-          <w:u w:val="single"/>
-        </w:rPr>
-        <w:t>你此次受伤</w:t>
-      </w:r>
-      <w:r>
-        <w:rPr>
-          <w:rFonts w:hAnsi="宋体" w:cs="宋体" w:hint="eastAsia"/>
-          <w:sz w:val="30"/>
-          <w:szCs w:val="30"/>
-          <w:u w:val="single"/>
-        </w:rPr>
-        <w:t>医院最终给出的诊断结论是什么？</w:t>
-      </w:r>
-    </w:p>
-    <w:p>
-      <w:pPr>
-        <w:pStyle w:val="a3"/>
-        <w:spacing w:line="520" w:lineRule="exact"/>
-        <w:rPr>
-          <w:rFonts w:hAnsi="宋体" w:cs="宋体"/>
-          <w:sz w:val="30"/>
-          <w:szCs w:val="30"/>
-          <w:u w:val="single"/>
-        </w:rPr>
-      </w:pPr>
-      <w:r>
-        <w:rPr>
-          <w:rFonts w:hAnsi="宋体" w:cs="宋体" w:hint="eastAsia"/>
-          <w:sz w:val="30"/>
-          <w:szCs w:val="30"/>
-          <w:u w:val="single"/>
-        </w:rPr>
-        <w:t>答：医院给我的医疗结论是：右手腕扭伤。</w:t>
-      </w:r>
-    </w:p>
-    <w:p>
-      <w:pPr>
-        <w:pStyle w:val="a3"/>
-        <w:spacing w:line="520" w:lineRule="exact"/>
-        <w:rPr>
-          <w:rFonts w:hAnsi="宋体" w:cs="宋体"/>
-          <w:sz w:val="30"/>
-          <w:szCs w:val="30"/>
-          <w:u w:val="single"/>
-        </w:rPr>
-      </w:pPr>
-      <w:bookmarkStart w:id="2" w:name="_Hlk90367064"/>
-      <w:bookmarkStart w:id="3" w:name="OLE_LINK1"/>
-      <w:r>
-        <w:rPr>
-          <w:rFonts w:hAnsi="宋体" w:cs="宋体" w:hint="eastAsia"/>
-          <w:sz w:val="30"/>
-          <w:szCs w:val="30"/>
-          <w:u w:val="single"/>
-        </w:rPr>
-        <w:t>问：你应当如实回答我们的询问并协助调查，不得提供虚假证言，否则将承担法律责任，你清楚吗？</w:t>
-      </w:r>
-    </w:p>
-    <w:p>
-      <w:pPr>
-        <w:pStyle w:val="a3"/>
-        <w:spacing w:line="520" w:lineRule="exact"/>
-        <w:rPr>
-          <w:rFonts w:hAnsi="宋体" w:cs="宋体"/>
-          <w:sz w:val="30"/>
-          <w:szCs w:val="30"/>
-          <w:u w:val="single"/>
-        </w:rPr>
-      </w:pPr>
-      <w:r>
-        <w:rPr>
-          <w:rFonts w:hAnsi="宋体" w:cs="宋体" w:hint="eastAsia"/>
-          <w:sz w:val="30"/>
-          <w:szCs w:val="30"/>
-          <w:u w:val="single"/>
-        </w:rPr>
-        <w:t>答：我</w:t>
-      </w:r>
-      <w:r>
-        <w:rPr>
-          <w:rFonts w:hAnsi="宋体" w:cs="宋体" w:hint="eastAsia"/>
-          <w:sz w:val="30"/>
-          <w:szCs w:val="30"/>
-          <w:u w:val="single"/>
-        </w:rPr>
-        <w:t>知道的。</w:t>
-      </w:r>
-    </w:p>
-    <w:bookmarkEnd w:id="2"/>
-    <w:p>
-      <w:pPr>
-        <w:pStyle w:val="a3"/>
         <w:tabs>
           <w:tab w:val="left" w:pos="142"/>
         </w:tabs>
@@ -1729,6 +654,733 @@
           <w:szCs w:val="30"/>
           <w:u w:val="single"/>
         </w:rPr>
+        <w:t>答：{自我介绍}</w:t>
+      </w:r>
+    </w:p>
+    <w:p>
+      <w:pPr>
+        <w:pStyle w:val="a3"/>
+        <w:spacing w:line="520" w:lineRule="exact"/>
+        <w:rPr>
+          <w:rFonts w:hAnsi="宋体" w:cs="宋体"/>
+          <w:sz w:val="30"/>
+          <w:szCs w:val="30"/>
+          <w:u w:val="single"/>
+        </w:rPr>
+      </w:pPr>
+      <w:r>
+        <w:rPr>
+          <w:rFonts w:hAnsi="宋体" w:cs="宋体" w:hint="eastAsia"/>
+          <w:sz w:val="30"/>
+          <w:szCs w:val="30"/>
+          <w:u w:val="single"/>
+        </w:rPr>
+        <w:t>问：你跟</w:t>
+      </w:r>
+      <w:r>
+        <w:rPr>
+          <w:sz w:val="30"/>
+          <w:szCs w:val="30"/>
+          <w:u w:val="single"/>
+        </w:rPr>
+        <w:t>{用人单位}</w:t>
+      </w:r>
+      <w:r>
+        <w:rPr>
+          <w:rFonts w:hAnsi="宋体" w:cs="宋体" w:hint="eastAsia"/>
+          <w:sz w:val="30"/>
+          <w:szCs w:val="30"/>
+          <w:u w:val="single"/>
+        </w:rPr>
+        <w:t>有没有签订劳动合同关系？有没有参加工伤保险？</w:t>
+      </w:r>
+    </w:p>
+    <w:p>
+      <w:pPr>
+        <w:pStyle w:val="a3"/>
+        <w:spacing w:line="520" w:lineRule="exact"/>
+        <w:rPr>
+          <w:rFonts w:hAnsi="宋体" w:cs="宋体"/>
+          <w:sz w:val="30"/>
+          <w:szCs w:val="30"/>
+          <w:u w:val="single"/>
+        </w:rPr>
+      </w:pPr>
+      <w:r>
+        <w:rPr>
+          <w:rFonts w:hAnsi="宋体" w:cs="宋体" w:hint="eastAsia"/>
+          <w:sz w:val="30"/>
+          <w:szCs w:val="30"/>
+          <w:u w:val="single"/>
+        </w:rPr>
+        <w:lastRenderedPageBreak/>
+        <w:t>答：有签过的，劳动合同上的字是我签的，手印是我按的，有参加工伤保险的。</w:t>
+      </w:r>
+    </w:p>
+    <w:p>
+      <w:pPr>
+        <w:pStyle w:val="a3"/>
+        <w:spacing w:line="520" w:lineRule="exact"/>
+        <w:rPr>
+          <w:rFonts w:hAnsi="宋体" w:cs="宋体"/>
+          <w:sz w:val="30"/>
+          <w:szCs w:val="30"/>
+          <w:u w:val="single"/>
+        </w:rPr>
+      </w:pPr>
+      <w:r>
+        <w:rPr>
+          <w:rFonts w:hAnsi="宋体" w:cs="宋体" w:hint="eastAsia"/>
+          <w:sz w:val="30"/>
+          <w:szCs w:val="30"/>
+          <w:u w:val="single"/>
+        </w:rPr>
+        <w:t>问：XXXX年XX月XX日至XX日期间，你是否因公外出？去了哪里？</w:t>
+      </w:r>
+    </w:p>
+    <w:p>
+      <w:pPr>
+        <w:pStyle w:val="a3"/>
+        <w:spacing w:line="520" w:lineRule="exact"/>
+        <w:rPr>
+          <w:rFonts w:hAnsi="宋体" w:cs="宋体"/>
+          <w:sz w:val="30"/>
+          <w:szCs w:val="30"/>
+          <w:u w:val="single"/>
+        </w:rPr>
+      </w:pPr>
+      <w:r>
+        <w:rPr>
+          <w:rFonts w:hAnsi="宋体" w:cs="宋体" w:hint="eastAsia"/>
+          <w:sz w:val="30"/>
+          <w:szCs w:val="30"/>
+          <w:u w:val="single"/>
+        </w:rPr>
+        <w:t>答：是的。我根据公司领导【领导姓名】的安排，出差前往【某市】。</w:t>
+      </w:r>
+    </w:p>
+    <w:p>
+      <w:pPr>
+        <w:pStyle w:val="a3"/>
+        <w:spacing w:line="520" w:lineRule="exact"/>
+        <w:rPr>
+          <w:rFonts w:hAnsi="宋体" w:cs="宋体"/>
+          <w:sz w:val="30"/>
+          <w:szCs w:val="30"/>
+          <w:u w:val="single"/>
+        </w:rPr>
+      </w:pPr>
+      <w:r>
+        <w:rPr>
+          <w:rFonts w:hAnsi="宋体" w:cs="宋体" w:hint="eastAsia"/>
+          <w:sz w:val="30"/>
+          <w:szCs w:val="30"/>
+          <w:u w:val="single"/>
+        </w:rPr>
+        <w:t>问：你否和同事一起出差？他们都是谁？</w:t>
+      </w:r>
+    </w:p>
+    <w:p>
+      <w:pPr>
+        <w:pStyle w:val="a3"/>
+        <w:spacing w:line="520" w:lineRule="exact"/>
+        <w:rPr>
+          <w:rFonts w:hAnsi="宋体" w:cs="宋体"/>
+          <w:sz w:val="30"/>
+          <w:szCs w:val="30"/>
+          <w:u w:val="single"/>
+        </w:rPr>
+      </w:pPr>
+      <w:r>
+        <w:rPr>
+          <w:rFonts w:hAnsi="宋体" w:cs="宋体" w:hint="eastAsia"/>
+          <w:sz w:val="30"/>
+          <w:szCs w:val="30"/>
+          <w:u w:val="single"/>
+        </w:rPr>
+        <w:t>答：同事张三、李四等，他们是和我一起出差的。</w:t>
+      </w:r>
+    </w:p>
+    <w:p>
+      <w:pPr>
+        <w:pStyle w:val="a3"/>
+        <w:spacing w:line="520" w:lineRule="exact"/>
+        <w:rPr>
+          <w:rFonts w:hAnsi="宋体" w:cs="宋体"/>
+          <w:sz w:val="30"/>
+          <w:szCs w:val="30"/>
+          <w:u w:val="single"/>
+        </w:rPr>
+      </w:pPr>
+      <w:r>
+        <w:rPr>
+          <w:rFonts w:hAnsi="宋体" w:cs="宋体" w:hint="eastAsia"/>
+          <w:sz w:val="30"/>
+          <w:szCs w:val="30"/>
+          <w:u w:val="single"/>
+        </w:rPr>
+        <w:t>问：请你详细说明此次外出的具体工作任务是什幺？</w:t>
+      </w:r>
+    </w:p>
+    <w:p>
+      <w:pPr>
+        <w:pStyle w:val="a3"/>
+        <w:spacing w:line="520" w:lineRule="exact"/>
+        <w:rPr>
+          <w:rFonts w:hAnsi="宋体" w:cs="宋体"/>
+          <w:sz w:val="30"/>
+          <w:szCs w:val="30"/>
+          <w:u w:val="single"/>
+        </w:rPr>
+      </w:pPr>
+      <w:r>
+        <w:rPr>
+          <w:rFonts w:hAnsi="宋体" w:cs="宋体" w:hint="eastAsia"/>
+          <w:sz w:val="30"/>
+          <w:szCs w:val="30"/>
+          <w:u w:val="single"/>
+        </w:rPr>
+        <w:t>答：我此次出差的工作任务是代表公司与【某公司】洽谈【某项目】的业务合作。</w:t>
+      </w:r>
+    </w:p>
+    <w:p>
+      <w:pPr>
+        <w:pStyle w:val="a3"/>
+        <w:spacing w:line="520" w:lineRule="exact"/>
+        <w:rPr>
+          <w:rFonts w:hAnsi="宋体" w:cs="宋体"/>
+          <w:sz w:val="30"/>
+          <w:szCs w:val="30"/>
+          <w:u w:val="single"/>
+        </w:rPr>
+      </w:pPr>
+      <w:r>
+        <w:rPr>
+          <w:rFonts w:hAnsi="宋体" w:cs="宋体" w:hint="eastAsia"/>
+          <w:sz w:val="30"/>
+          <w:szCs w:val="30"/>
+          <w:u w:val="single"/>
+        </w:rPr>
+        <w:t>问：此次外出是公司指派还是个人行为？有无相关证明？</w:t>
+      </w:r>
+    </w:p>
+    <w:p>
+      <w:pPr>
+        <w:pStyle w:val="a3"/>
+        <w:spacing w:line="520" w:lineRule="exact"/>
+        <w:rPr>
+          <w:rFonts w:hAnsi="宋体" w:cs="宋体"/>
+          <w:sz w:val="30"/>
+          <w:szCs w:val="30"/>
+          <w:u w:val="single"/>
+        </w:rPr>
+      </w:pPr>
+      <w:r>
+        <w:rPr>
+          <w:rFonts w:hAnsi="宋体" w:cs="宋体" w:hint="eastAsia"/>
+          <w:sz w:val="30"/>
+          <w:szCs w:val="30"/>
+          <w:u w:val="single"/>
+        </w:rPr>
+        <w:t>答：是公司指派的公务。公司有出差审批单，事后需要凭出差相关的车票、住宿发票回公司报销。</w:t>
+      </w:r>
+    </w:p>
+    <w:p>
+      <w:pPr>
+        <w:pStyle w:val="a3"/>
+        <w:spacing w:line="520" w:lineRule="exact"/>
+        <w:rPr>
+          <w:rFonts w:hAnsi="宋体" w:cs="宋体"/>
+          <w:sz w:val="30"/>
+          <w:szCs w:val="30"/>
+          <w:u w:val="single"/>
+        </w:rPr>
+      </w:pPr>
+      <w:r>
+        <w:rPr>
+          <w:rFonts w:hAnsi="宋体" w:cs="宋体" w:hint="eastAsia"/>
+          <w:sz w:val="30"/>
+          <w:szCs w:val="30"/>
+          <w:u w:val="single"/>
+        </w:rPr>
+        <w:t>问：请你详细的描述一下经过？事故发生具体时间是什么时候？你在什么地点？当时正在做什么？</w:t>
+      </w:r>
+    </w:p>
+    <w:p>
+      <w:pPr>
+        <w:pStyle w:val="a3"/>
+        <w:spacing w:line="520" w:lineRule="exact"/>
+        <w:rPr>
+          <w:rFonts w:hAnsi="宋体" w:cs="宋体"/>
+          <w:sz w:val="30"/>
+          <w:szCs w:val="30"/>
+          <w:u w:val="single"/>
+        </w:rPr>
+      </w:pPr>
+      <w:r>
+        <w:rPr>
+          <w:rFonts w:hAnsi="宋体" w:cs="宋体" w:hint="eastAsia"/>
+          <w:sz w:val="30"/>
+          <w:szCs w:val="30"/>
+          <w:u w:val="single"/>
+        </w:rPr>
+        <w:t>答：2025年8月8日下午大概14：30左右，我在【某市XX区XX路】的人行道上。我刚刚结束与【某公司】客户的会谈，正步行前往附近地铁站，准备返回酒店处理工作邮件并准备第二天的谈判材料。我当时正在正常行走，突然被后方一辆失控驶上人行道的电动自行车从背后撞倒。我摔倒时左腿先着地，听到“咔嚓”一声，当时就感觉腿部剧烈疼痛，无法站起来。</w:t>
+      </w:r>
+    </w:p>
+    <w:p>
+      <w:pPr>
+        <w:pStyle w:val="a3"/>
+        <w:spacing w:line="520" w:lineRule="exact"/>
+        <w:rPr>
+          <w:rFonts w:hAnsi="宋体" w:cs="宋体"/>
+          <w:sz w:val="30"/>
+          <w:szCs w:val="30"/>
+          <w:u w:val="single"/>
+        </w:rPr>
+      </w:pPr>
+      <w:r>
+        <w:rPr>
+          <w:rFonts w:hAnsi="宋体" w:cs="宋体" w:hint="eastAsia"/>
+          <w:sz w:val="30"/>
+          <w:szCs w:val="30"/>
+          <w:u w:val="single"/>
+        </w:rPr>
+        <w:t>问：发生事故时，有同事在现场看到吗？</w:t>
+      </w:r>
+    </w:p>
+    <w:p>
+      <w:pPr>
+        <w:pStyle w:val="a3"/>
+        <w:spacing w:line="520" w:lineRule="exact"/>
+        <w:rPr>
+          <w:rFonts w:hAnsi="宋体" w:cs="宋体"/>
+          <w:sz w:val="30"/>
+          <w:szCs w:val="30"/>
+          <w:u w:val="single"/>
+        </w:rPr>
+      </w:pPr>
+      <w:r>
+        <w:rPr>
+          <w:rFonts w:hAnsi="宋体" w:cs="宋体" w:hint="eastAsia"/>
+          <w:sz w:val="30"/>
+          <w:szCs w:val="30"/>
+          <w:u w:val="single"/>
+        </w:rPr>
+        <w:t>答：没有，我当时是一个人。</w:t>
+      </w:r>
+    </w:p>
+    <w:p>
+      <w:pPr>
+        <w:pStyle w:val="a3"/>
+        <w:spacing w:line="520" w:lineRule="exact"/>
+        <w:rPr>
+          <w:rFonts w:hAnsi="宋体" w:cs="宋体"/>
+          <w:sz w:val="30"/>
+          <w:szCs w:val="30"/>
+          <w:u w:val="single"/>
+        </w:rPr>
+      </w:pPr>
+      <w:r>
+        <w:rPr>
+          <w:rFonts w:hAnsi="宋体" w:cs="宋体" w:hint="eastAsia"/>
+          <w:sz w:val="30"/>
+          <w:szCs w:val="30"/>
+          <w:u w:val="single"/>
+        </w:rPr>
+        <w:t>问：你当时前往地铁站的行为，与你此次出差的工作任务有关吗？</w:t>
+      </w:r>
+    </w:p>
+    <w:p>
+      <w:pPr>
+        <w:pStyle w:val="a3"/>
+        <w:spacing w:line="520" w:lineRule="exact"/>
+        <w:rPr>
+          <w:rFonts w:hAnsi="宋体" w:cs="宋体"/>
+          <w:sz w:val="30"/>
+          <w:szCs w:val="30"/>
+          <w:u w:val="single"/>
+        </w:rPr>
+      </w:pPr>
+      <w:r>
+        <w:rPr>
+          <w:rFonts w:hAnsi="宋体" w:cs="宋体" w:hint="eastAsia"/>
+          <w:sz w:val="30"/>
+          <w:szCs w:val="30"/>
+          <w:u w:val="single"/>
+        </w:rPr>
+        <w:t>答：有直接关系。我返回酒店是为了继续完成出差的工作任务，包括处理</w:t>
+      </w:r>
+      <w:r>
+        <w:rPr>
+          <w:rFonts w:hAnsi="宋体" w:cs="宋体" w:hint="eastAsia"/>
+          <w:sz w:val="30"/>
+          <w:szCs w:val="30"/>
+          <w:u w:val="single"/>
+        </w:rPr>
+        <w:lastRenderedPageBreak/>
+        <w:t>工作邮件和准备材料。这完全是因为公事在外活动，不是我个人的私事。</w:t>
+      </w:r>
+    </w:p>
+    <w:p>
+      <w:pPr>
+        <w:pStyle w:val="a3"/>
+        <w:spacing w:line="520" w:lineRule="exact"/>
+        <w:rPr>
+          <w:rFonts w:hAnsi="宋体" w:cs="宋体"/>
+          <w:sz w:val="30"/>
+          <w:szCs w:val="30"/>
+          <w:u w:val="single"/>
+        </w:rPr>
+      </w:pPr>
+      <w:r>
+        <w:rPr>
+          <w:rFonts w:hAnsi="宋体" w:cs="宋体" w:hint="eastAsia"/>
+          <w:sz w:val="30"/>
+          <w:szCs w:val="30"/>
+          <w:u w:val="single"/>
+        </w:rPr>
+        <w:t>问：事故发生后，你如何处理的？向谁报告了？</w:t>
+      </w:r>
+    </w:p>
+    <w:p>
+      <w:pPr>
+        <w:pStyle w:val="a3"/>
+        <w:spacing w:line="520" w:lineRule="exact"/>
+        <w:rPr>
+          <w:rFonts w:hAnsi="宋体" w:cs="宋体"/>
+          <w:sz w:val="30"/>
+          <w:szCs w:val="30"/>
+          <w:u w:val="single"/>
+        </w:rPr>
+      </w:pPr>
+      <w:r>
+        <w:rPr>
+          <w:rFonts w:hAnsi="宋体" w:cs="宋体" w:hint="eastAsia"/>
+          <w:sz w:val="30"/>
+          <w:szCs w:val="30"/>
+          <w:u w:val="single"/>
+        </w:rPr>
+        <w:t>答：同行（或路人）帮我拨打了120和110。我被送到【某市第X人民医院】救治。在去医院途中或到达医院后，我立即给我们部门的负责人【领导姓名】打了电话，报告了事故经过。</w:t>
+      </w:r>
+    </w:p>
+    <w:p>
+      <w:pPr>
+        <w:pStyle w:val="a3"/>
+        <w:spacing w:line="520" w:lineRule="exact"/>
+        <w:rPr>
+          <w:rFonts w:hAnsi="宋体" w:cs="宋体"/>
+          <w:sz w:val="30"/>
+          <w:szCs w:val="30"/>
+          <w:u w:val="single"/>
+        </w:rPr>
+      </w:pPr>
+      <w:r>
+        <w:rPr>
+          <w:rFonts w:hAnsi="宋体" w:cs="宋体" w:hint="eastAsia"/>
+          <w:sz w:val="30"/>
+          <w:szCs w:val="30"/>
+          <w:u w:val="single"/>
+        </w:rPr>
+        <w:t>问：你受伤时有无监控拍到你受伤的经过？</w:t>
+      </w:r>
+    </w:p>
+    <w:p>
+      <w:pPr>
+        <w:pStyle w:val="a3"/>
+        <w:spacing w:line="520" w:lineRule="exact"/>
+        <w:rPr>
+          <w:rFonts w:hAnsi="宋体" w:cs="宋体"/>
+          <w:sz w:val="30"/>
+          <w:szCs w:val="30"/>
+          <w:u w:val="single"/>
+        </w:rPr>
+      </w:pPr>
+      <w:r>
+        <w:rPr>
+          <w:rFonts w:hAnsi="宋体" w:cs="宋体" w:hint="eastAsia"/>
+          <w:sz w:val="30"/>
+          <w:szCs w:val="30"/>
+          <w:u w:val="single"/>
+        </w:rPr>
+        <w:t>答：没有。</w:t>
+      </w:r>
+    </w:p>
+    <w:p>
+      <w:pPr>
+        <w:pStyle w:val="a3"/>
+        <w:spacing w:line="520" w:lineRule="exact"/>
+        <w:rPr>
+          <w:rFonts w:hAnsi="宋体" w:cs="宋体"/>
+          <w:sz w:val="30"/>
+          <w:szCs w:val="30"/>
+          <w:u w:val="single"/>
+        </w:rPr>
+      </w:pPr>
+      <w:r>
+        <w:rPr>
+          <w:rFonts w:hAnsi="宋体" w:cs="宋体" w:hint="eastAsia"/>
+          <w:sz w:val="30"/>
+          <w:szCs w:val="30"/>
+          <w:u w:val="single"/>
+        </w:rPr>
+        <w:t>问：你受伤后去了哪个医院？谁送你去的？</w:t>
+      </w:r>
+    </w:p>
+    <w:p>
+      <w:pPr>
+        <w:pStyle w:val="a3"/>
+        <w:spacing w:line="520" w:lineRule="exact"/>
+        <w:rPr>
+          <w:rFonts w:hAnsi="宋体" w:cs="宋体"/>
+          <w:sz w:val="30"/>
+          <w:szCs w:val="30"/>
+          <w:u w:val="single"/>
+        </w:rPr>
+      </w:pPr>
+      <w:r>
+        <w:rPr>
+          <w:rFonts w:hAnsi="宋体" w:cs="宋体" w:hint="eastAsia"/>
+          <w:sz w:val="30"/>
+          <w:szCs w:val="30"/>
+          <w:u w:val="single"/>
+        </w:rPr>
+        <w:t>答：是我同事XXX送我去了温州医科大学附属第二医院。</w:t>
+      </w:r>
+    </w:p>
+    <w:p>
+      <w:pPr>
+        <w:pStyle w:val="a3"/>
+        <w:spacing w:line="520" w:lineRule="exact"/>
+        <w:rPr>
+          <w:rFonts w:hAnsi="宋体" w:cs="宋体"/>
+          <w:sz w:val="30"/>
+          <w:szCs w:val="30"/>
+          <w:u w:val="single"/>
+        </w:rPr>
+      </w:pPr>
+      <w:r>
+        <w:rPr>
+          <w:rFonts w:hAnsi="宋体" w:cs="宋体" w:hint="eastAsia"/>
+          <w:sz w:val="30"/>
+          <w:szCs w:val="30"/>
+          <w:u w:val="single"/>
+        </w:rPr>
+        <w:t>问：公安机关交通管理部门是否出具了事故认定书？</w:t>
+      </w:r>
+    </w:p>
+    <w:p>
+      <w:pPr>
+        <w:pStyle w:val="a3"/>
+        <w:spacing w:line="520" w:lineRule="exact"/>
+        <w:rPr>
+          <w:rFonts w:hAnsi="宋体" w:cs="宋体"/>
+          <w:sz w:val="30"/>
+          <w:szCs w:val="30"/>
+          <w:u w:val="single"/>
+        </w:rPr>
+      </w:pPr>
+      <w:r>
+        <w:rPr>
+          <w:rFonts w:hAnsi="宋体" w:cs="宋体" w:hint="eastAsia"/>
+          <w:sz w:val="30"/>
+          <w:szCs w:val="30"/>
+          <w:u w:val="single"/>
+        </w:rPr>
+        <w:t>答：出了。交警后来开具了《道路交通事故认定书》，认定电动自行车驾驶员负全部责任。（注：此处应提醒职工后续需提供该认定书复印件）</w:t>
+      </w:r>
+    </w:p>
+    <w:p>
+      <w:pPr>
+        <w:pStyle w:val="a3"/>
+        <w:spacing w:line="520" w:lineRule="exact"/>
+        <w:rPr>
+          <w:rFonts w:hAnsi="宋体" w:cs="宋体"/>
+          <w:sz w:val="30"/>
+          <w:szCs w:val="30"/>
+          <w:u w:val="single"/>
+        </w:rPr>
+      </w:pPr>
+      <w:r>
+        <w:rPr>
+          <w:rFonts w:hAnsi="宋体" w:cs="宋体" w:hint="eastAsia"/>
+          <w:sz w:val="30"/>
+          <w:szCs w:val="30"/>
+          <w:u w:val="single"/>
+        </w:rPr>
+        <w:t>问：请问你这次受伤的【具体部位】在以前有没有旧伤？</w:t>
+      </w:r>
+    </w:p>
+    <w:p>
+      <w:pPr>
+        <w:pStyle w:val="a3"/>
+        <w:spacing w:line="520" w:lineRule="exact"/>
+        <w:rPr>
+          <w:rFonts w:hAnsi="宋体" w:cs="宋体"/>
+          <w:sz w:val="30"/>
+          <w:szCs w:val="30"/>
+          <w:u w:val="single"/>
+        </w:rPr>
+      </w:pPr>
+      <w:r>
+        <w:rPr>
+          <w:rFonts w:hAnsi="宋体" w:cs="宋体" w:hint="eastAsia"/>
+          <w:sz w:val="30"/>
+          <w:szCs w:val="30"/>
+          <w:u w:val="single"/>
+        </w:rPr>
+        <w:t>答：没有，我的【具体部位】以前从没有受过伤。</w:t>
+      </w:r>
+    </w:p>
+    <w:p>
+      <w:pPr>
+        <w:pStyle w:val="a3"/>
+        <w:spacing w:line="520" w:lineRule="exact"/>
+        <w:rPr>
+          <w:rFonts w:hAnsi="宋体" w:cs="宋体"/>
+          <w:sz w:val="30"/>
+          <w:szCs w:val="30"/>
+          <w:u w:val="single"/>
+        </w:rPr>
+      </w:pPr>
+      <w:r>
+        <w:rPr>
+          <w:rFonts w:hAnsi="宋体" w:cs="宋体" w:hint="eastAsia"/>
+          <w:sz w:val="30"/>
+          <w:szCs w:val="30"/>
+          <w:u w:val="single"/>
+        </w:rPr>
+        <w:t>问：从受伤后到医院就诊期间，你的伤处有没有因为其他非工作原因再次发生过意外？</w:t>
+      </w:r>
+    </w:p>
+    <w:p>
+      <w:pPr>
+        <w:pStyle w:val="a3"/>
+        <w:spacing w:line="520" w:lineRule="exact"/>
+        <w:rPr>
+          <w:rFonts w:hAnsi="宋体" w:cs="宋体"/>
+          <w:sz w:val="30"/>
+          <w:szCs w:val="30"/>
+          <w:u w:val="single"/>
+        </w:rPr>
+      </w:pPr>
+      <w:r>
+        <w:rPr>
+          <w:rFonts w:hAnsi="宋体" w:cs="宋体" w:hint="eastAsia"/>
+          <w:sz w:val="30"/>
+          <w:szCs w:val="30"/>
+          <w:u w:val="single"/>
+        </w:rPr>
+        <w:t>答：没有，从被撞伤后就直接去医院了，中间没有再伤到。</w:t>
+      </w:r>
+    </w:p>
+    <w:p>
+      <w:pPr>
+        <w:pStyle w:val="a3"/>
+        <w:spacing w:line="520" w:lineRule="exact"/>
+        <w:rPr>
+          <w:rFonts w:hAnsi="宋体" w:cs="宋体"/>
+          <w:sz w:val="30"/>
+          <w:szCs w:val="30"/>
+          <w:u w:val="single"/>
+        </w:rPr>
+      </w:pPr>
+      <w:r>
+        <w:rPr>
+          <w:rFonts w:hAnsi="宋体" w:cs="宋体" w:hint="eastAsia"/>
+          <w:sz w:val="30"/>
+          <w:szCs w:val="30"/>
+          <w:u w:val="single"/>
+        </w:rPr>
+        <w:t>问：你此次受伤医院最终给出的诊断结论是什么？</w:t>
+      </w:r>
+    </w:p>
+    <w:p>
+      <w:pPr>
+        <w:pStyle w:val="a3"/>
+        <w:spacing w:line="520" w:lineRule="exact"/>
+        <w:rPr>
+          <w:rFonts w:hAnsi="宋体" w:cs="宋体"/>
+          <w:sz w:val="30"/>
+          <w:szCs w:val="30"/>
+          <w:u w:val="single"/>
+        </w:rPr>
+      </w:pPr>
+      <w:r>
+        <w:rPr>
+          <w:rFonts w:hAnsi="宋体" w:cs="宋体" w:hint="eastAsia"/>
+          <w:sz w:val="30"/>
+          <w:szCs w:val="30"/>
+          <w:u w:val="single"/>
+        </w:rPr>
+        <w:t>答：医院给我的医疗结论是：右手腕扭伤。</w:t>
+      </w:r>
+    </w:p>
+    <w:p>
+      <w:pPr>
+        <w:pStyle w:val="a3"/>
+        <w:spacing w:line="520" w:lineRule="exact"/>
+        <w:rPr>
+          <w:rFonts w:hAnsi="宋体" w:cs="宋体"/>
+          <w:sz w:val="30"/>
+          <w:szCs w:val="30"/>
+          <w:u w:val="single"/>
+        </w:rPr>
+      </w:pPr>
+      <w:bookmarkStart w:id="2" w:name="_Hlk90367064"/>
+      <w:bookmarkStart w:id="3" w:name="OLE_LINK1"/>
+      <w:r>
+        <w:rPr>
+          <w:rFonts w:hAnsi="宋体" w:cs="宋体" w:hint="eastAsia"/>
+          <w:sz w:val="30"/>
+          <w:szCs w:val="30"/>
+          <w:u w:val="single"/>
+        </w:rPr>
+        <w:t>问：你应当如实回答我们的询问并协助调查，不得提供虚假证言，否则将承担法律责任，你清楚吗？</w:t>
+      </w:r>
+    </w:p>
+    <w:p>
+      <w:pPr>
+        <w:pStyle w:val="a3"/>
+        <w:spacing w:line="520" w:lineRule="exact"/>
+        <w:rPr>
+          <w:rFonts w:hAnsi="宋体" w:cs="宋体"/>
+          <w:sz w:val="30"/>
+          <w:szCs w:val="30"/>
+          <w:u w:val="single"/>
+        </w:rPr>
+      </w:pPr>
+      <w:r>
+        <w:rPr>
+          <w:rFonts w:hAnsi="宋体" w:cs="宋体" w:hint="eastAsia"/>
+          <w:sz w:val="30"/>
+          <w:szCs w:val="30"/>
+          <w:u w:val="single"/>
+        </w:rPr>
+        <w:t>答：我知道的。</w:t>
+      </w:r>
+    </w:p>
+    <w:bookmarkEnd w:id="2"/>
+    <w:p>
+      <w:pPr>
+        <w:pStyle w:val="a3"/>
+        <w:tabs>
+          <w:tab w:val="left" w:pos="142"/>
+        </w:tabs>
+        <w:spacing w:line="520" w:lineRule="exact"/>
+        <w:rPr>
+          <w:rFonts w:hAnsi="宋体" w:cs="宋体"/>
+          <w:sz w:val="30"/>
+          <w:szCs w:val="30"/>
+          <w:u w:val="single"/>
+        </w:rPr>
+      </w:pPr>
+      <w:r>
+        <w:rPr>
+          <w:rFonts w:hAnsi="宋体" w:cs="宋体" w:hint="eastAsia"/>
+          <w:sz w:val="30"/>
+          <w:szCs w:val="30"/>
+          <w:u w:val="single"/>
+        </w:rPr>
         <w:t>问：你受伤后去医院的药费是谁支付的？</w:t>
       </w:r>
     </w:p>
@@ -1750,37 +1402,28 @@
           <w:szCs w:val="30"/>
           <w:u w:val="single"/>
         </w:rPr>
-        <w:t>答：公司支付的。</w:t>
-      </w:r>
-      <w:r>
-        <w:rPr>
-          <w:rFonts w:hAnsi="宋体" w:cs="宋体" w:hint="eastAsia"/>
-          <w:sz w:val="30"/>
-          <w:szCs w:val="30"/>
-          <w:u w:val="single"/>
-        </w:rPr>
-        <w:t xml:space="preserve">  </w:t>
-      </w:r>
-    </w:p>
-    <w:p>
-      <w:pPr>
-        <w:pStyle w:val="a3"/>
-        <w:spacing w:line="520" w:lineRule="exact"/>
-        <w:rPr>
-          <w:rFonts w:hAnsi="宋体" w:cs="宋体"/>
-          <w:sz w:val="30"/>
-          <w:szCs w:val="30"/>
-          <w:u w:val="single"/>
-        </w:rPr>
-      </w:pPr>
-      <w:r>
-        <w:rPr>
-          <w:rFonts w:hAnsi="宋体" w:cs="宋体" w:hint="eastAsia"/>
-          <w:sz w:val="30"/>
-          <w:szCs w:val="30"/>
-          <w:u w:val="single"/>
-        </w:rPr>
         <w:lastRenderedPageBreak/>
+        <w:t xml:space="preserve">答：公司支付的。  </w:t>
+      </w:r>
+    </w:p>
+    <w:p>
+      <w:pPr>
+        <w:pStyle w:val="a3"/>
+        <w:spacing w:line="520" w:lineRule="exact"/>
+        <w:rPr>
+          <w:rFonts w:hAnsi="宋体" w:cs="宋体"/>
+          <w:sz w:val="30"/>
+          <w:szCs w:val="30"/>
+          <w:u w:val="single"/>
+        </w:rPr>
+      </w:pPr>
+      <w:r>
+        <w:rPr>
+          <w:rFonts w:hAnsi="宋体" w:cs="宋体" w:hint="eastAsia"/>
+          <w:sz w:val="30"/>
+          <w:szCs w:val="30"/>
+          <w:u w:val="single"/>
+        </w:rPr>
         <w:t>问：你还有没有需要补充？</w:t>
       </w:r>
     </w:p>
@@ -1822,55 +1465,28 @@
           <w:szCs w:val="30"/>
           <w:u w:val="single"/>
         </w:rPr>
-        <w:t>问：上述情况是否属实</w:t>
-      </w:r>
-      <w:r>
-        <w:rPr>
-          <w:rFonts w:hAnsi="宋体" w:cs="宋体" w:hint="eastAsia"/>
-          <w:sz w:val="30"/>
-          <w:szCs w:val="30"/>
-          <w:u w:val="single"/>
-        </w:rPr>
-        <w:t>?</w:t>
-      </w:r>
-      <w:r>
-        <w:rPr>
-          <w:rFonts w:hAnsi="宋体" w:cs="宋体" w:hint="eastAsia"/>
-          <w:sz w:val="30"/>
-          <w:szCs w:val="30"/>
-          <w:u w:val="single"/>
-        </w:rPr>
-        <w:t>是否和你本人说的一样？</w:t>
-      </w:r>
-    </w:p>
-    <w:p>
-      <w:pPr>
-        <w:pStyle w:val="a3"/>
-        <w:spacing w:line="520" w:lineRule="exact"/>
-        <w:rPr>
-          <w:rFonts w:hAnsi="宋体" w:cs="宋体"/>
-          <w:sz w:val="30"/>
-          <w:szCs w:val="30"/>
-          <w:u w:val="single"/>
-        </w:rPr>
-      </w:pPr>
-      <w:r>
-        <w:rPr>
-          <w:rFonts w:hAnsi="宋体" w:cs="宋体" w:hint="eastAsia"/>
-          <w:sz w:val="30"/>
-          <w:szCs w:val="30"/>
-          <w:u w:val="single"/>
-        </w:rPr>
-        <w:t>答：</w:t>
-      </w:r>
-      <w:r>
-        <w:rPr>
-          <w:rFonts w:hAnsi="宋体" w:cs="宋体" w:hint="eastAsia"/>
-          <w:sz w:val="30"/>
-          <w:szCs w:val="30"/>
-          <w:u w:val="single"/>
-        </w:rPr>
-        <w:t xml:space="preserve">                                                         </w:t>
+        <w:t>问：上述情况是否属实?是否和你本人说的一样？</w:t>
+      </w:r>
+    </w:p>
+    <w:p>
+      <w:pPr>
+        <w:pStyle w:val="a3"/>
+        <w:spacing w:line="520" w:lineRule="exact"/>
+        <w:rPr>
+          <w:rFonts w:hAnsi="宋体" w:cs="宋体"/>
+          <w:sz w:val="30"/>
+          <w:szCs w:val="30"/>
+          <w:u w:val="single"/>
+        </w:rPr>
+      </w:pPr>
+      <w:r>
+        <w:rPr>
+          <w:rFonts w:hAnsi="宋体" w:cs="宋体" w:hint="eastAsia"/>
+          <w:sz w:val="30"/>
+          <w:szCs w:val="30"/>
+          <w:u w:val="single"/>
+        </w:rPr>
+        <w:t xml:space="preserve">答：                                                         </w:t>
       </w:r>
       <w:r>
         <w:rPr>
@@ -1965,55 +1581,7 @@
         <w:sz w:val="24"/>
         <w:szCs w:val="24"/>
       </w:rPr>
-      <w:t>被调查（询问）人签名：</w:t>
-    </w:r>
-    <w:r>
-      <w:rPr>
-        <w:rFonts w:hAnsi="宋体" w:cs="宋体" w:hint="eastAsia"/>
-        <w:sz w:val="24"/>
-        <w:szCs w:val="24"/>
-      </w:rPr>
-      <w:t xml:space="preserve">                                             </w:t>
-    </w:r>
-    <w:r>
-      <w:rPr>
-        <w:rFonts w:hAnsi="宋体" w:cs="宋体" w:hint="eastAsia"/>
-        <w:sz w:val="24"/>
-        <w:szCs w:val="24"/>
-      </w:rPr>
-      <w:t>年</w:t>
-    </w:r>
-    <w:r>
-      <w:rPr>
-        <w:rFonts w:hAnsi="宋体" w:cs="宋体" w:hint="eastAsia"/>
-        <w:sz w:val="24"/>
-        <w:szCs w:val="24"/>
-      </w:rPr>
-      <w:t xml:space="preserve">    </w:t>
-    </w:r>
-    <w:r>
-      <w:rPr>
-        <w:rFonts w:hAnsi="宋体" w:cs="宋体" w:hint="eastAsia"/>
-        <w:sz w:val="24"/>
-        <w:szCs w:val="24"/>
-      </w:rPr>
-      <w:t>月</w:t>
-    </w:r>
-    <w:r>
-      <w:rPr>
-        <w:rFonts w:hAnsi="宋体" w:cs="宋体" w:hint="eastAsia"/>
-        <w:sz w:val="24"/>
-        <w:szCs w:val="24"/>
-      </w:rPr>
-      <w:t xml:space="preserve">    </w:t>
-    </w:r>
-    <w:r>
-      <w:rPr>
-        <w:rFonts w:hAnsi="宋体" w:cs="宋体" w:hint="eastAsia"/>
-        <w:sz w:val="24"/>
-        <w:szCs w:val="24"/>
-      </w:rPr>
-      <w:t>日</w:t>
+      <w:t>被调查（询问）人签名：                                             年    月    日</w:t>
     </w:r>
   </w:p>
   <w:p>

--- a/templates/本人谈话笔录（因工外出案件）.docx
+++ b/templates/本人谈话笔录（因工外出案件）.docx
@@ -88,7 +88,7 @@
           <w:szCs w:val="30"/>
           <w:u w:val="single"/>
         </w:rPr>
-        <w:t>{</w:t>
+        <w:t>{{</w:t>
       </w:r>
       <w:r>
         <w:rPr>
@@ -106,16 +106,43 @@
           <w:szCs w:val="30"/>
           <w:u w:val="single"/>
         </w:rPr>
-        <w:t>}</w:t>
-      </w:r>
-      <w:r>
-        <w:rPr>
-          <w:rFonts w:hAnsi="宋体" w:cs="宋体" w:hint="eastAsia"/>
-          <w:sz w:val="30"/>
-          <w:szCs w:val="30"/>
-          <w:u w:val="single"/>
-        </w:rPr>
-        <w:t xml:space="preserve">{当前时间} </w:t>
+        <w:t>}}</w:t>
+      </w:r>
+      <w:r>
+        <w:rPr>
+          <w:rFonts w:hAnsi="宋体" w:cs="宋体" w:hint="eastAsia"/>
+          <w:sz w:val="30"/>
+          <w:szCs w:val="30"/>
+          <w:u w:val="single"/>
+        </w:rPr>
+        <w:t>{{</w:t>
+      </w:r>
+      <w:r>
+        <w:rPr>
+          <w:rFonts w:hAnsi="宋体" w:cs="宋体" w:hint="eastAsia"/>
+          <w:sz w:val="30"/>
+          <w:szCs w:val="30"/>
+          <w:u w:val="single"/>
+        </w:rPr>
+        <w:t>当前时间</w:t>
+      </w:r>
+      <w:r>
+        <w:rPr>
+          <w:rFonts w:hAnsi="宋体" w:cs="宋体" w:hint="eastAsia"/>
+          <w:sz w:val="30"/>
+          <w:szCs w:val="30"/>
+          <w:u w:val="single"/>
+        </w:rPr>
+        <w:t>}}</w:t>
+      </w:r>
+      <w:r>
+        <w:rPr>
+          <w:rFonts w:hAnsi="宋体" w:cs="宋体" w:hint="eastAsia"/>
+          <w:sz w:val="30"/>
+          <w:szCs w:val="30"/>
+          <w:u w:val="single"/>
+        </w:rPr>
+        <w:t xml:space="preserve"> </w:t>
       </w:r>
     </w:p>
     <w:p>
@@ -191,7 +218,25 @@
           <w:szCs w:val="30"/>
           <w:u w:val="single"/>
         </w:rPr>
-        <w:t>{本人姓名}</w:t>
+        <w:t>{{</w:t>
+      </w:r>
+      <w:r>
+        <w:rPr>
+          <w:rFonts w:hAnsi="宋体" w:cs="宋体" w:hint="eastAsia"/>
+          <w:sz w:val="30"/>
+          <w:szCs w:val="30"/>
+          <w:u w:val="single"/>
+        </w:rPr>
+        <w:t>本人姓名</w:t>
+      </w:r>
+      <w:r>
+        <w:rPr>
+          <w:rFonts w:hAnsi="宋体" w:cs="宋体" w:hint="eastAsia"/>
+          <w:sz w:val="30"/>
+          <w:szCs w:val="30"/>
+          <w:u w:val="single"/>
+        </w:rPr>
+        <w:t>}}</w:t>
       </w:r>
       <w:r>
         <w:rPr>
@@ -219,7 +264,43 @@
           <w:szCs w:val="30"/>
           <w:u w:val="single"/>
         </w:rPr>
-        <w:t xml:space="preserve"> {本人性别} </w:t>
+        <w:t xml:space="preserve"> </w:t>
+      </w:r>
+      <w:r>
+        <w:rPr>
+          <w:rFonts w:hAnsi="宋体" w:cs="宋体" w:hint="eastAsia"/>
+          <w:sz w:val="30"/>
+          <w:szCs w:val="30"/>
+          <w:u w:val="single"/>
+        </w:rPr>
+        <w:t>{{</w:t>
+      </w:r>
+      <w:r>
+        <w:rPr>
+          <w:rFonts w:hAnsi="宋体" w:cs="宋体" w:hint="eastAsia"/>
+          <w:sz w:val="30"/>
+          <w:szCs w:val="30"/>
+          <w:u w:val="single"/>
+        </w:rPr>
+        <w:t>本人性别</w:t>
+      </w:r>
+      <w:r>
+        <w:rPr>
+          <w:rFonts w:hAnsi="宋体" w:cs="宋体" w:hint="eastAsia"/>
+          <w:sz w:val="30"/>
+          <w:szCs w:val="30"/>
+          <w:u w:val="single"/>
+        </w:rPr>
+        <w:t>}}</w:t>
+      </w:r>
+      <w:r>
+        <w:rPr>
+          <w:rFonts w:hAnsi="宋体" w:cs="宋体" w:hint="eastAsia"/>
+          <w:sz w:val="30"/>
+          <w:szCs w:val="30"/>
+          <w:u w:val="single"/>
+        </w:rPr>
+        <w:t xml:space="preserve"> </w:t>
       </w:r>
       <w:r>
         <w:rPr>
@@ -236,7 +317,43 @@
           <w:szCs w:val="30"/>
           <w:u w:val="single"/>
         </w:rPr>
-        <w:t xml:space="preserve"> {本人年龄} </w:t>
+        <w:t xml:space="preserve"> </w:t>
+      </w:r>
+      <w:r>
+        <w:rPr>
+          <w:rFonts w:hAnsi="宋体" w:cs="宋体" w:hint="eastAsia"/>
+          <w:sz w:val="30"/>
+          <w:szCs w:val="30"/>
+          <w:u w:val="single"/>
+        </w:rPr>
+        <w:t>{{</w:t>
+      </w:r>
+      <w:r>
+        <w:rPr>
+          <w:rFonts w:hAnsi="宋体" w:cs="宋体" w:hint="eastAsia"/>
+          <w:sz w:val="30"/>
+          <w:szCs w:val="30"/>
+          <w:u w:val="single"/>
+        </w:rPr>
+        <w:t>本人年龄</w:t>
+      </w:r>
+      <w:r>
+        <w:rPr>
+          <w:rFonts w:hAnsi="宋体" w:cs="宋体" w:hint="eastAsia"/>
+          <w:sz w:val="30"/>
+          <w:szCs w:val="30"/>
+          <w:u w:val="single"/>
+        </w:rPr>
+        <w:t>}}</w:t>
+      </w:r>
+      <w:r>
+        <w:rPr>
+          <w:rFonts w:hAnsi="宋体" w:cs="宋体" w:hint="eastAsia"/>
+          <w:sz w:val="30"/>
+          <w:szCs w:val="30"/>
+          <w:u w:val="single"/>
+        </w:rPr>
+        <w:t xml:space="preserve"> </w:t>
       </w:r>
     </w:p>
     <w:p>
@@ -282,7 +399,16 @@
           <w:szCs w:val="30"/>
           <w:u w:val="single"/>
         </w:rPr>
-        <w:t xml:space="preserve"> {</w:t>
+        <w:t xml:space="preserve"> </w:t>
+      </w:r>
+      <w:r>
+        <w:rPr>
+          <w:rFonts w:hAnsi="宋体" w:cs="宋体" w:hint="eastAsia"/>
+          <w:sz w:val="30"/>
+          <w:szCs w:val="30"/>
+          <w:u w:val="single"/>
+        </w:rPr>
+        <w:t>{{</w:t>
       </w:r>
       <w:r>
         <w:rPr>
@@ -300,7 +426,7 @@
           <w:szCs w:val="30"/>
           <w:u w:val="single"/>
         </w:rPr>
-        <w:t>}</w:t>
+        <w:t>}}</w:t>
       </w:r>
       <w:r>
         <w:rPr>
@@ -337,7 +463,25 @@
           <w:szCs w:val="30"/>
           <w:u w:val="single"/>
         </w:rPr>
-        <w:t>{本人身份证地址}</w:t>
+        <w:t>{{</w:t>
+      </w:r>
+      <w:r>
+        <w:rPr>
+          <w:rFonts w:hAnsi="宋体" w:cs="宋体" w:hint="eastAsia"/>
+          <w:sz w:val="30"/>
+          <w:szCs w:val="30"/>
+          <w:u w:val="single"/>
+        </w:rPr>
+        <w:t>本人身份证地址</w:t>
+      </w:r>
+      <w:r>
+        <w:rPr>
+          <w:rFonts w:hAnsi="宋体" w:cs="宋体" w:hint="eastAsia"/>
+          <w:sz w:val="30"/>
+          <w:szCs w:val="30"/>
+          <w:u w:val="single"/>
+        </w:rPr>
+        <w:t>}}</w:t>
       </w:r>
       <w:r>
         <w:rPr>
@@ -382,7 +526,23 @@
           <w:szCs w:val="30"/>
           <w:u w:val="single"/>
         </w:rPr>
-        <w:t>{用人单位}</w:t>
+        <w:t>{{</w:t>
+      </w:r>
+      <w:r>
+        <w:rPr>
+          <w:sz w:val="30"/>
+          <w:szCs w:val="30"/>
+          <w:u w:val="single"/>
+        </w:rPr>
+        <w:t>用人单位</w:t>
+      </w:r>
+      <w:r>
+        <w:rPr>
+          <w:sz w:val="30"/>
+          <w:szCs w:val="30"/>
+          <w:u w:val="single"/>
+        </w:rPr>
+        <w:t>}}</w:t>
       </w:r>
       <w:r>
         <w:rPr>
@@ -417,7 +577,43 @@
           <w:szCs w:val="30"/>
           <w:u w:val="single"/>
         </w:rPr>
-        <w:t xml:space="preserve">  {本人岗位}  </w:t>
+        <w:t xml:space="preserve">  </w:t>
+      </w:r>
+      <w:r>
+        <w:rPr>
+          <w:rFonts w:hAnsi="宋体" w:cs="宋体" w:hint="eastAsia"/>
+          <w:sz w:val="30"/>
+          <w:szCs w:val="30"/>
+          <w:u w:val="single"/>
+        </w:rPr>
+        <w:t>{{</w:t>
+      </w:r>
+      <w:r>
+        <w:rPr>
+          <w:rFonts w:hAnsi="宋体" w:cs="宋体" w:hint="eastAsia"/>
+          <w:sz w:val="30"/>
+          <w:szCs w:val="30"/>
+          <w:u w:val="single"/>
+        </w:rPr>
+        <w:t>本人岗位</w:t>
+      </w:r>
+      <w:r>
+        <w:rPr>
+          <w:rFonts w:hAnsi="宋体" w:cs="宋体" w:hint="eastAsia"/>
+          <w:sz w:val="30"/>
+          <w:szCs w:val="30"/>
+          <w:u w:val="single"/>
+        </w:rPr>
+        <w:t>}}</w:t>
+      </w:r>
+      <w:r>
+        <w:rPr>
+          <w:rFonts w:hAnsi="宋体" w:cs="宋体" w:hint="eastAsia"/>
+          <w:sz w:val="30"/>
+          <w:szCs w:val="30"/>
+          <w:u w:val="single"/>
+        </w:rPr>
+        <w:t xml:space="preserve">  </w:t>
       </w:r>
     </w:p>
     <w:p>
@@ -446,7 +642,43 @@
           <w:szCs w:val="30"/>
           <w:u w:val="single"/>
         </w:rPr>
-        <w:t xml:space="preserve">   {本人电话}   </w:t>
+        <w:t xml:space="preserve">   </w:t>
+      </w:r>
+      <w:r>
+        <w:rPr>
+          <w:rFonts w:hAnsi="宋体" w:cs="宋体" w:hint="eastAsia"/>
+          <w:sz w:val="30"/>
+          <w:szCs w:val="30"/>
+          <w:u w:val="single"/>
+        </w:rPr>
+        <w:t>{{</w:t>
+      </w:r>
+      <w:r>
+        <w:rPr>
+          <w:rFonts w:hAnsi="宋体" w:cs="宋体" w:hint="eastAsia"/>
+          <w:sz w:val="30"/>
+          <w:szCs w:val="30"/>
+          <w:u w:val="single"/>
+        </w:rPr>
+        <w:t>本人电话</w:t>
+      </w:r>
+      <w:r>
+        <w:rPr>
+          <w:rFonts w:hAnsi="宋体" w:cs="宋体" w:hint="eastAsia"/>
+          <w:sz w:val="30"/>
+          <w:szCs w:val="30"/>
+          <w:u w:val="single"/>
+        </w:rPr>
+        <w:t>}}</w:t>
+      </w:r>
+      <w:r>
+        <w:rPr>
+          <w:rFonts w:hAnsi="宋体" w:cs="宋体" w:hint="eastAsia"/>
+          <w:sz w:val="30"/>
+          <w:szCs w:val="30"/>
+          <w:u w:val="single"/>
+        </w:rPr>
+        <w:t xml:space="preserve">   </w:t>
       </w:r>
       <w:r>
         <w:rPr>
@@ -509,7 +741,34 @@
           <w:szCs w:val="30"/>
           <w:u w:val="single"/>
         </w:rPr>
-        <w:t xml:space="preserve">   {操作员}</w:t>
+        <w:t xml:space="preserve">   </w:t>
+      </w:r>
+      <w:r>
+        <w:rPr>
+          <w:rFonts w:hAnsi="宋体" w:cs="宋体" w:hint="eastAsia"/>
+          <w:sz w:val="30"/>
+          <w:szCs w:val="30"/>
+          <w:u w:val="single"/>
+        </w:rPr>
+        <w:t>{{</w:t>
+      </w:r>
+      <w:r>
+        <w:rPr>
+          <w:rFonts w:hAnsi="宋体" w:cs="宋体" w:hint="eastAsia"/>
+          <w:sz w:val="30"/>
+          <w:szCs w:val="30"/>
+          <w:u w:val="single"/>
+        </w:rPr>
+        <w:t>操作员</w:t>
+      </w:r>
+      <w:r>
+        <w:rPr>
+          <w:rFonts w:hAnsi="宋体" w:cs="宋体" w:hint="eastAsia"/>
+          <w:sz w:val="30"/>
+          <w:szCs w:val="30"/>
+          <w:u w:val="single"/>
+        </w:rPr>
+        <w:t>}}</w:t>
       </w:r>
       <w:bookmarkStart w:id="0" w:name="_GoBack"/>
       <w:bookmarkEnd w:id="0"/>
@@ -654,7 +913,34 @@
           <w:szCs w:val="30"/>
           <w:u w:val="single"/>
         </w:rPr>
-        <w:t>答：{自我介绍}</w:t>
+        <w:t>答：</w:t>
+      </w:r>
+      <w:r>
+        <w:rPr>
+          <w:rFonts w:hAnsi="宋体" w:cs="宋体" w:hint="eastAsia"/>
+          <w:sz w:val="30"/>
+          <w:szCs w:val="30"/>
+          <w:u w:val="single"/>
+        </w:rPr>
+        <w:t>{{</w:t>
+      </w:r>
+      <w:r>
+        <w:rPr>
+          <w:rFonts w:hAnsi="宋体" w:cs="宋体" w:hint="eastAsia"/>
+          <w:sz w:val="30"/>
+          <w:szCs w:val="30"/>
+          <w:u w:val="single"/>
+        </w:rPr>
+        <w:t>自我介绍</w:t>
+      </w:r>
+      <w:r>
+        <w:rPr>
+          <w:rFonts w:hAnsi="宋体" w:cs="宋体" w:hint="eastAsia"/>
+          <w:sz w:val="30"/>
+          <w:szCs w:val="30"/>
+          <w:u w:val="single"/>
+        </w:rPr>
+        <w:t>}}</w:t>
       </w:r>
     </w:p>
     <w:p>
@@ -683,7 +969,23 @@
           <w:szCs w:val="30"/>
           <w:u w:val="single"/>
         </w:rPr>
-        <w:t>{用人单位}</w:t>
+        <w:t>{{</w:t>
+      </w:r>
+      <w:r>
+        <w:rPr>
+          <w:sz w:val="30"/>
+          <w:szCs w:val="30"/>
+          <w:u w:val="single"/>
+        </w:rPr>
+        <w:t>用人单位</w:t>
+      </w:r>
+      <w:r>
+        <w:rPr>
+          <w:sz w:val="30"/>
+          <w:szCs w:val="30"/>
+          <w:u w:val="single"/>
+        </w:rPr>
+        <w:t>}}</w:t>
       </w:r>
       <w:r>
         <w:rPr>
@@ -1708,7 +2010,7 @@
         <w:sz w:val="28"/>
         <w:szCs w:val="28"/>
       </w:rPr>
-      <w:t>1</w:t>
+      <w:t>4</w:t>
     </w:r>
     <w:r>
       <w:rPr>
